--- a/Documenten/3. Functioneel ontwerp - Sprint 6.docx
+++ b/Documenten/3. Functioneel ontwerp - Sprint 6.docx
@@ -57,13 +57,8 @@
       <w:pPr>
         <w:pStyle w:val="Ondertitel"/>
       </w:pPr>
-      <w:proofErr w:type="spellStart"/>
-      <w:r>
-        <w:t>Use</w:t>
-      </w:r>
-      <w:proofErr w:type="spellEnd"/>
-      <w:r>
-        <w:t xml:space="preserve"> cases:</w:t>
+      <w:r>
+        <w:t>Use cases:</w:t>
       </w:r>
     </w:p>
     <w:p>
@@ -3088,39 +3083,18 @@
     </w:p>
     <w:p>
       <w:r>
-        <w:t xml:space="preserve">Dit document bevat het functionele ontwerp en is gebaseerd op de </w:t>
-      </w:r>
-      <w:proofErr w:type="spellStart"/>
-      <w:r>
-        <w:t>requirementsanalyse</w:t>
-      </w:r>
-      <w:proofErr w:type="spellEnd"/>
-      <w:r>
-        <w:t>.</w:t>
+        <w:t>Dit document bevat het functionele ontwerp en is gebaseerd op de requirementsanalyse.</w:t>
       </w:r>
     </w:p>
     <w:p>
       <w:r>
-        <w:t xml:space="preserve">Het productdoel van de applicatie is het proces van boodschappen </w:t>
-      </w:r>
-      <w:proofErr w:type="spellStart"/>
-      <w:r>
-        <w:t>picken</w:t>
-      </w:r>
-      <w:proofErr w:type="spellEnd"/>
-      <w:r>
-        <w:t xml:space="preserve"> in de supermarkt makkelijker maken.</w:t>
+        <w:t>Het productdoel van de applicatie is het proces van boodschappen picken in de supermarkt makkelijker maken.</w:t>
       </w:r>
     </w:p>
     <w:p>
       <w:r>
-        <w:t xml:space="preserve">In het volgende hoofdstuk is het domein vastgelegd en een </w:t>
-      </w:r>
-      <w:proofErr w:type="spellStart"/>
-      <w:r>
-        <w:t>use</w:t>
-      </w:r>
-      <w:proofErr w:type="spellEnd"/>
+        <w:t>In het volgende hoofdstuk is het domein vastgelegd en een use</w:t>
+      </w:r>
       <w:r>
         <w:t xml:space="preserve"> </w:t>
       </w:r>
@@ -3128,23 +3102,7 @@
         <w:t xml:space="preserve">case diagram. </w:t>
       </w:r>
       <w:r>
-        <w:t xml:space="preserve">In het hoofdstuk erna is per </w:t>
-      </w:r>
-      <w:proofErr w:type="spellStart"/>
-      <w:r>
-        <w:t>use</w:t>
-      </w:r>
-      <w:proofErr w:type="spellEnd"/>
-      <w:r>
-        <w:t xml:space="preserve"> case een uitwerking gemaakt met </w:t>
-      </w:r>
-      <w:proofErr w:type="spellStart"/>
-      <w:r>
-        <w:t>wireframe</w:t>
-      </w:r>
-      <w:proofErr w:type="spellEnd"/>
-      <w:r>
-        <w:t xml:space="preserve">(s) aangevuld met aantekeningen. Indien nodig </w:t>
+        <w:t xml:space="preserve">In het hoofdstuk erna is per use case een uitwerking gemaakt met wireframe(s) aangevuld met aantekeningen. Indien nodig </w:t>
       </w:r>
       <w:r>
         <w:t xml:space="preserve">zijn er ondersteunende diagrammen toegevoegd. In </w:t>
@@ -3175,16 +3133,11 @@
       <w:r>
         <w:t xml:space="preserve">De bron bestanden, zoals Visual </w:t>
       </w:r>
-      <w:proofErr w:type="spellStart"/>
       <w:r>
         <w:t>P</w:t>
       </w:r>
       <w:r>
-        <w:t>aradigm</w:t>
-      </w:r>
-      <w:proofErr w:type="spellEnd"/>
-      <w:r>
-        <w:t xml:space="preserve"> bestanden van de </w:t>
+        <w:t xml:space="preserve">aradigm bestanden van de </w:t>
       </w:r>
       <w:r>
         <w:t xml:space="preserve">diagrammen </w:t>
@@ -3192,26 +3145,13 @@
       <w:r>
         <w:t xml:space="preserve">en Balsamiq bestanden van de </w:t>
       </w:r>
-      <w:proofErr w:type="spellStart"/>
-      <w:r>
-        <w:t>wireframes</w:t>
-      </w:r>
-      <w:proofErr w:type="spellEnd"/>
-      <w:r>
-        <w:t>, zijn op GitHub beschikbaar. Heb je andere inzichten of voorkeuren, dan mag je het ontwerp aanpassen.</w:t>
+      <w:r>
+        <w:t>wireframes, zijn op GitHub beschikbaar. Heb je andere inzichten of voorkeuren, dan mag je het ontwerp aanpassen.</w:t>
       </w:r>
     </w:p>
     <w:p>
       <w:r>
-        <w:t xml:space="preserve">Succes met de </w:t>
-      </w:r>
-      <w:proofErr w:type="spellStart"/>
-      <w:r>
-        <w:t>use</w:t>
-      </w:r>
-      <w:proofErr w:type="spellEnd"/>
-      <w:r>
-        <w:t xml:space="preserve"> case!</w:t>
+        <w:t>Succes met de use case!</w:t>
       </w:r>
     </w:p>
     <w:p>
@@ -3243,23 +3183,7 @@
     </w:p>
     <w:p>
       <w:r>
-        <w:t xml:space="preserve">In dit hoofdstuk staat een beschrijving van het domein dat is voortgekomen uit een gesprek met de opdrachtgever. Het domein valt samen met de opgestelde </w:t>
-      </w:r>
-      <w:proofErr w:type="spellStart"/>
-      <w:r>
-        <w:t>requirements</w:t>
-      </w:r>
-      <w:proofErr w:type="spellEnd"/>
-      <w:r>
-        <w:t xml:space="preserve">. Om het domein inzichtelijk te maken is gebruik gemaakt van een domeinmodel en een </w:t>
-      </w:r>
-      <w:proofErr w:type="spellStart"/>
-      <w:r>
-        <w:t>use</w:t>
-      </w:r>
-      <w:proofErr w:type="spellEnd"/>
-      <w:r>
-        <w:t xml:space="preserve"> case diagram.</w:t>
+        <w:t>In dit hoofdstuk staat een beschrijving van het domein dat is voortgekomen uit een gesprek met de opdrachtgever. Het domein valt samen met de opgestelde requirements. Om het domein inzichtelijk te maken is gebruik gemaakt van een domeinmodel en een use case diagram.</w:t>
       </w:r>
       <w:r>
         <w:br/>
@@ -3315,15 +3239,7 @@
         </w:rPr>
       </w:pPr>
       <w:r>
-        <w:t xml:space="preserve">Hieronder staat het domeinmodel van de applicatie in de gewenste situatie. Een geïnteresseerde oriënteert zich op de vaardigheden van een student-webdeveloper. Als de vaardigheden gegroepeerd moeten worden of bestaan uit categorieën dan zal hiervoor een nieuwe functionele </w:t>
-      </w:r>
-      <w:proofErr w:type="spellStart"/>
-      <w:r>
-        <w:t>requirement</w:t>
-      </w:r>
-      <w:proofErr w:type="spellEnd"/>
-      <w:r>
-        <w:t xml:space="preserve"> moeten worden opgenomen. Op dit moment is nog niet duidelijk of dit noodzakelijk is.</w:t>
+        <w:t>Hieronder staat het domeinmodel van de applicatie in de gewenste situatie. Een geïnteresseerde oriënteert zich op de vaardigheden van een student-webdeveloper. Als de vaardigheden gegroepeerd moeten worden of bestaan uit categorieën dan zal hiervoor een nieuwe functionele requirement moeten worden opgenomen. Op dit moment is nog niet duidelijk of dit noodzakelijk is.</w:t>
       </w:r>
     </w:p>
     <w:p>
@@ -3416,20 +3332,12 @@
         </w:rPr>
       </w:pPr>
       <w:bookmarkStart w:id="5" w:name="_Toc202284054"/>
-      <w:proofErr w:type="spellStart"/>
       <w:r>
         <w:rPr>
           <w:rFonts w:asciiTheme="minorHAnsi" w:hAnsiTheme="minorHAnsi"/>
         </w:rPr>
         <w:lastRenderedPageBreak/>
-        <w:t>Use</w:t>
-      </w:r>
-      <w:proofErr w:type="spellEnd"/>
-      <w:r>
-        <w:rPr>
-          <w:rFonts w:asciiTheme="minorHAnsi" w:hAnsiTheme="minorHAnsi"/>
-        </w:rPr>
-        <w:t xml:space="preserve"> case diagram</w:t>
+        <w:t>Use case diagram</w:t>
       </w:r>
       <w:bookmarkEnd w:id="5"/>
     </w:p>
@@ -3438,15 +3346,7 @@
         <w:t xml:space="preserve">Momenteel is </w:t>
       </w:r>
       <w:r>
-        <w:t xml:space="preserve">dit </w:t>
-      </w:r>
-      <w:proofErr w:type="spellStart"/>
-      <w:r>
-        <w:t>use</w:t>
-      </w:r>
-      <w:proofErr w:type="spellEnd"/>
-      <w:r>
-        <w:t xml:space="preserve"> case diagram</w:t>
+        <w:t>dit use case diagram</w:t>
       </w:r>
       <w:r>
         <w:t xml:space="preserve"> nog eenvoudig</w:t>
@@ -3543,15 +3443,7 @@
         <w:fldChar w:fldCharType="end"/>
       </w:r>
       <w:r>
-        <w:t xml:space="preserve"> </w:t>
-      </w:r>
-      <w:proofErr w:type="spellStart"/>
-      <w:r>
-        <w:t>Use</w:t>
-      </w:r>
-      <w:proofErr w:type="spellEnd"/>
-      <w:r>
-        <w:t xml:space="preserve"> case diagram van de gewenste situatie</w:t>
+        <w:t xml:space="preserve"> Use case diagram van de gewenste situatie</w:t>
       </w:r>
     </w:p>
     <w:p>
@@ -3567,34 +3459,18 @@
         </w:rPr>
       </w:pPr>
       <w:bookmarkStart w:id="6" w:name="_Toc202284055"/>
-      <w:proofErr w:type="spellStart"/>
       <w:r>
         <w:rPr>
           <w:rFonts w:asciiTheme="minorHAnsi" w:hAnsiTheme="minorHAnsi"/>
         </w:rPr>
         <w:lastRenderedPageBreak/>
-        <w:t>Use</w:t>
-      </w:r>
-      <w:proofErr w:type="spellEnd"/>
-      <w:r>
-        <w:rPr>
-          <w:rFonts w:asciiTheme="minorHAnsi" w:hAnsiTheme="minorHAnsi"/>
-        </w:rPr>
-        <w:t xml:space="preserve"> cases</w:t>
+        <w:t>Use cases</w:t>
       </w:r>
       <w:bookmarkEnd w:id="6"/>
     </w:p>
     <w:p>
       <w:r>
-        <w:t xml:space="preserve">Dit hoofdstuk beschrijft de </w:t>
-      </w:r>
-      <w:proofErr w:type="spellStart"/>
-      <w:r>
-        <w:t>use</w:t>
-      </w:r>
-      <w:proofErr w:type="spellEnd"/>
-      <w:r>
-        <w:t xml:space="preserve"> cases vanuit functioneel perspectief. </w:t>
+        <w:t xml:space="preserve">Dit hoofdstuk beschrijft de use cases vanuit functioneel perspectief. </w:t>
       </w:r>
     </w:p>
     <w:p>
@@ -3645,13 +3521,8 @@
             <w:tcW w:w="2972" w:type="dxa"/>
           </w:tcPr>
           <w:p>
-            <w:proofErr w:type="spellStart"/>
-            <w:r>
-              <w:t>Use</w:t>
-            </w:r>
-            <w:proofErr w:type="spellEnd"/>
-            <w:r>
-              <w:t xml:space="preserve"> case naam</w:t>
+            <w:r>
+              <w:t>Use case naam</w:t>
             </w:r>
           </w:p>
         </w:tc>
@@ -3903,15 +3774,7 @@
     </w:p>
     <w:p>
       <w:r>
-        <w:t xml:space="preserve">De grafische implementatie van het </w:t>
-      </w:r>
-      <w:proofErr w:type="spellStart"/>
-      <w:r>
-        <w:t>wireframe</w:t>
-      </w:r>
-      <w:proofErr w:type="spellEnd"/>
-      <w:r>
-        <w:t xml:space="preserve"> vrij is in te vullen door de developer.</w:t>
+        <w:t>De grafische implementatie van het wireframe vrij is in te vullen door de developer.</w:t>
       </w:r>
     </w:p>
     <w:p>
@@ -4019,39 +3882,13 @@
       <w:pPr>
         <w:pStyle w:val="Kop3"/>
       </w:pPr>
-      <w:proofErr w:type="spellStart"/>
-      <w:r>
-        <w:t>Evil</w:t>
-      </w:r>
-      <w:proofErr w:type="spellEnd"/>
-      <w:r>
-        <w:t xml:space="preserve"> user </w:t>
-      </w:r>
-      <w:proofErr w:type="spellStart"/>
-      <w:r>
-        <w:t>stories</w:t>
-      </w:r>
-      <w:proofErr w:type="spellEnd"/>
+      <w:r>
+        <w:t>Evil user stories</w:t>
+      </w:r>
     </w:p>
     <w:p>
       <w:r>
-        <w:t xml:space="preserve">Geen </w:t>
-      </w:r>
-      <w:proofErr w:type="spellStart"/>
-      <w:r>
-        <w:t>evil</w:t>
-      </w:r>
-      <w:proofErr w:type="spellEnd"/>
-      <w:r>
-        <w:t xml:space="preserve"> user </w:t>
-      </w:r>
-      <w:proofErr w:type="spellStart"/>
-      <w:r>
-        <w:t>stories</w:t>
-      </w:r>
-      <w:proofErr w:type="spellEnd"/>
-      <w:r>
-        <w:t xml:space="preserve"> kunnen bepalen. Geen nadere actie nodig.</w:t>
+        <w:t>Geen evil user stories kunnen bepalen. Geen nadere actie nodig.</w:t>
       </w:r>
     </w:p>
     <w:p/>
@@ -4109,13 +3946,8 @@
             <w:tcW w:w="2972" w:type="dxa"/>
           </w:tcPr>
           <w:p>
-            <w:proofErr w:type="spellStart"/>
-            <w:r>
-              <w:t>Use</w:t>
-            </w:r>
-            <w:proofErr w:type="spellEnd"/>
-            <w:r>
-              <w:t xml:space="preserve"> case naam</w:t>
+            <w:r>
+              <w:t>Use case naam</w:t>
             </w:r>
           </w:p>
         </w:tc>
@@ -4367,15 +4199,7 @@
     </w:p>
     <w:p>
       <w:r>
-        <w:t xml:space="preserve">De grafische implementatie van het </w:t>
-      </w:r>
-      <w:proofErr w:type="spellStart"/>
-      <w:r>
-        <w:t>wireframe</w:t>
-      </w:r>
-      <w:proofErr w:type="spellEnd"/>
-      <w:r>
-        <w:t xml:space="preserve"> vrij is in te vullen door de developer.</w:t>
+        <w:t>De grafische implementatie van het wireframe vrij is in te vullen door de developer.</w:t>
       </w:r>
     </w:p>
     <w:p>
@@ -4481,39 +4305,13 @@
       <w:pPr>
         <w:pStyle w:val="Kop3"/>
       </w:pPr>
-      <w:proofErr w:type="spellStart"/>
-      <w:r>
-        <w:t>Evil</w:t>
-      </w:r>
-      <w:proofErr w:type="spellEnd"/>
-      <w:r>
-        <w:t xml:space="preserve"> user </w:t>
-      </w:r>
-      <w:proofErr w:type="spellStart"/>
-      <w:r>
-        <w:t>stories</w:t>
-      </w:r>
-      <w:proofErr w:type="spellEnd"/>
+      <w:r>
+        <w:t>Evil user stories</w:t>
+      </w:r>
     </w:p>
     <w:p>
       <w:r>
-        <w:t xml:space="preserve">Geen </w:t>
-      </w:r>
-      <w:proofErr w:type="spellStart"/>
-      <w:r>
-        <w:t>evil</w:t>
-      </w:r>
-      <w:proofErr w:type="spellEnd"/>
-      <w:r>
-        <w:t xml:space="preserve"> user </w:t>
-      </w:r>
-      <w:proofErr w:type="spellStart"/>
-      <w:r>
-        <w:t>stories</w:t>
-      </w:r>
-      <w:proofErr w:type="spellEnd"/>
-      <w:r>
-        <w:t xml:space="preserve"> kunnen bepalen. Geen nadere actie nodig.</w:t>
+        <w:t>Geen evil user stories kunnen bepalen. Geen nadere actie nodig.</w:t>
       </w:r>
     </w:p>
     <w:p>
@@ -4570,13 +4368,8 @@
             <w:tcW w:w="2972" w:type="dxa"/>
           </w:tcPr>
           <w:p>
-            <w:proofErr w:type="spellStart"/>
-            <w:r>
-              <w:t>Use</w:t>
-            </w:r>
-            <w:proofErr w:type="spellEnd"/>
-            <w:r>
-              <w:t xml:space="preserve"> case naam</w:t>
+            <w:r>
+              <w:t>Use case naam</w:t>
             </w:r>
           </w:p>
         </w:tc>
@@ -4846,15 +4639,7 @@
     </w:p>
     <w:p>
       <w:r>
-        <w:t xml:space="preserve">De grafische implementatie van het </w:t>
-      </w:r>
-      <w:proofErr w:type="spellStart"/>
-      <w:r>
-        <w:t>wireframe</w:t>
-      </w:r>
-      <w:proofErr w:type="spellEnd"/>
-      <w:r>
-        <w:t xml:space="preserve"> vrij is in te vullen door de developer.</w:t>
+        <w:t>De grafische implementatie van het wireframe vrij is in te vullen door de developer.</w:t>
       </w:r>
     </w:p>
     <w:p>
@@ -4960,39 +4745,13 @@
       <w:pPr>
         <w:pStyle w:val="Kop3"/>
       </w:pPr>
-      <w:proofErr w:type="spellStart"/>
-      <w:r>
-        <w:t>Evil</w:t>
-      </w:r>
-      <w:proofErr w:type="spellEnd"/>
-      <w:r>
-        <w:t xml:space="preserve"> user </w:t>
-      </w:r>
-      <w:proofErr w:type="spellStart"/>
-      <w:r>
-        <w:t>stories</w:t>
-      </w:r>
-      <w:proofErr w:type="spellEnd"/>
+      <w:r>
+        <w:t>Evil user stories</w:t>
+      </w:r>
     </w:p>
     <w:p>
       <w:r>
-        <w:t xml:space="preserve">Geen </w:t>
-      </w:r>
-      <w:proofErr w:type="spellStart"/>
-      <w:r>
-        <w:t>evil</w:t>
-      </w:r>
-      <w:proofErr w:type="spellEnd"/>
-      <w:r>
-        <w:t xml:space="preserve"> user </w:t>
-      </w:r>
-      <w:proofErr w:type="spellStart"/>
-      <w:r>
-        <w:t>stories</w:t>
-      </w:r>
-      <w:proofErr w:type="spellEnd"/>
-      <w:r>
-        <w:t xml:space="preserve"> kunnen bepalen. Geen nadere actie nodig.</w:t>
+        <w:t>Geen evil user stories kunnen bepalen. Geen nadere actie nodig.</w:t>
       </w:r>
     </w:p>
     <w:p/>
@@ -5063,7 +4822,6 @@
                 <w14:ligatures w14:val="none"/>
               </w:rPr>
             </w:pPr>
-            <w:proofErr w:type="spellStart"/>
             <w:r>
               <w:rPr>
                 <w:rFonts w:eastAsia="Times New Roman" w:cs="Times New Roman"/>
@@ -5073,19 +4831,7 @@
                 <w:lang w:eastAsia="nl-NL"/>
                 <w14:ligatures w14:val="none"/>
               </w:rPr>
-              <w:t>Use</w:t>
-            </w:r>
-            <w:proofErr w:type="spellEnd"/>
-            <w:r>
-              <w:rPr>
-                <w:rFonts w:eastAsia="Times New Roman" w:cs="Times New Roman"/>
-                <w:b/>
-                <w:bCs/>
-                <w:kern w:val="0"/>
-                <w:lang w:eastAsia="nl-NL"/>
-                <w14:ligatures w14:val="none"/>
-              </w:rPr>
-              <w:t xml:space="preserve"> case naam </w:t>
+              <w:t>Use case naam </w:t>
             </w:r>
           </w:p>
         </w:tc>
@@ -5791,27 +5537,7 @@
           <w:lang w:eastAsia="nl-NL"/>
           <w14:ligatures w14:val="none"/>
         </w:rPr>
-        <w:t xml:space="preserve">De grafische implementatie van het </w:t>
-      </w:r>
-      <w:proofErr w:type="spellStart"/>
-      <w:r>
-        <w:rPr>
-          <w:rFonts w:eastAsia="Times New Roman" w:cs="Times New Roman"/>
-          <w:kern w:val="0"/>
-          <w:lang w:eastAsia="nl-NL"/>
-          <w14:ligatures w14:val="none"/>
-        </w:rPr>
-        <w:t>wireframe</w:t>
-      </w:r>
-      <w:proofErr w:type="spellEnd"/>
-      <w:r>
-        <w:rPr>
-          <w:rFonts w:eastAsia="Times New Roman" w:cs="Times New Roman"/>
-          <w:kern w:val="0"/>
-          <w:lang w:eastAsia="nl-NL"/>
-          <w14:ligatures w14:val="none"/>
-        </w:rPr>
-        <w:t xml:space="preserve"> vrij is in te vullen door de developer. </w:t>
+        <w:t>De grafische implementatie van het wireframe vrij is in te vullen door de developer. </w:t>
       </w:r>
     </w:p>
     <w:p>
@@ -6015,7 +5741,6 @@
           <w14:ligatures w14:val="none"/>
         </w:rPr>
       </w:pPr>
-      <w:proofErr w:type="spellStart"/>
       <w:r>
         <w:rPr>
           <w:rFonts w:eastAsia="Times New Roman" w:cs="Times New Roman"/>
@@ -6026,46 +5751,7 @@
           <w:lang w:eastAsia="nl-NL"/>
           <w14:ligatures w14:val="none"/>
         </w:rPr>
-        <w:t>Evil</w:t>
-      </w:r>
-      <w:proofErr w:type="spellEnd"/>
-      <w:r>
-        <w:rPr>
-          <w:rFonts w:eastAsia="Times New Roman" w:cs="Times New Roman"/>
-          <w:color w:val="0F4761"/>
-          <w:kern w:val="0"/>
-          <w:sz w:val="28"/>
-          <w:szCs w:val="28"/>
-          <w:lang w:eastAsia="nl-NL"/>
-          <w14:ligatures w14:val="none"/>
-        </w:rPr>
-        <w:t xml:space="preserve"> user </w:t>
-      </w:r>
-      <w:proofErr w:type="spellStart"/>
-      <w:r>
-        <w:rPr>
-          <w:rFonts w:eastAsia="Times New Roman" w:cs="Times New Roman"/>
-          <w:color w:val="0F4761"/>
-          <w:kern w:val="0"/>
-          <w:sz w:val="28"/>
-          <w:szCs w:val="28"/>
-          <w:lang w:eastAsia="nl-NL"/>
-          <w14:ligatures w14:val="none"/>
-        </w:rPr>
-        <w:t>stories</w:t>
-      </w:r>
-      <w:proofErr w:type="spellEnd"/>
-      <w:r>
-        <w:rPr>
-          <w:rFonts w:eastAsia="Times New Roman" w:cs="Times New Roman"/>
-          <w:color w:val="0F4761"/>
-          <w:kern w:val="0"/>
-          <w:sz w:val="28"/>
-          <w:szCs w:val="28"/>
-          <w:lang w:eastAsia="nl-NL"/>
-          <w14:ligatures w14:val="none"/>
-        </w:rPr>
-        <w:t> </w:t>
+        <w:t>Evil user stories </w:t>
       </w:r>
     </w:p>
     <w:p>
@@ -6086,47 +5772,7 @@
           <w:lang w:eastAsia="nl-NL"/>
           <w14:ligatures w14:val="none"/>
         </w:rPr>
-        <w:t xml:space="preserve">Geen </w:t>
-      </w:r>
-      <w:proofErr w:type="spellStart"/>
-      <w:r>
-        <w:rPr>
-          <w:rFonts w:eastAsia="Times New Roman" w:cs="Times New Roman"/>
-          <w:kern w:val="0"/>
-          <w:lang w:eastAsia="nl-NL"/>
-          <w14:ligatures w14:val="none"/>
-        </w:rPr>
-        <w:t>evil</w:t>
-      </w:r>
-      <w:proofErr w:type="spellEnd"/>
-      <w:r>
-        <w:rPr>
-          <w:rFonts w:eastAsia="Times New Roman" w:cs="Times New Roman"/>
-          <w:kern w:val="0"/>
-          <w:lang w:eastAsia="nl-NL"/>
-          <w14:ligatures w14:val="none"/>
-        </w:rPr>
-        <w:t xml:space="preserve"> user </w:t>
-      </w:r>
-      <w:proofErr w:type="spellStart"/>
-      <w:r>
-        <w:rPr>
-          <w:rFonts w:eastAsia="Times New Roman" w:cs="Times New Roman"/>
-          <w:kern w:val="0"/>
-          <w:lang w:eastAsia="nl-NL"/>
-          <w14:ligatures w14:val="none"/>
-        </w:rPr>
-        <w:t>stories</w:t>
-      </w:r>
-      <w:proofErr w:type="spellEnd"/>
-      <w:r>
-        <w:rPr>
-          <w:rFonts w:eastAsia="Times New Roman" w:cs="Times New Roman"/>
-          <w:kern w:val="0"/>
-          <w:lang w:eastAsia="nl-NL"/>
-          <w14:ligatures w14:val="none"/>
-        </w:rPr>
-        <w:t xml:space="preserve"> kunnen bepalen. Geen nadere actie nodig. </w:t>
+        <w:t>Geen evil user stories kunnen bepalen. Geen nadere actie nodig. </w:t>
       </w:r>
     </w:p>
     <w:p>
@@ -6235,7 +5881,6 @@
                 <w14:ligatures w14:val="none"/>
               </w:rPr>
             </w:pPr>
-            <w:proofErr w:type="spellStart"/>
             <w:r>
               <w:rPr>
                 <w:rFonts w:eastAsia="Times New Roman" w:cs="Times New Roman"/>
@@ -6245,19 +5890,7 @@
                 <w:lang w:eastAsia="nl-NL"/>
                 <w14:ligatures w14:val="none"/>
               </w:rPr>
-              <w:t>Use</w:t>
-            </w:r>
-            <w:proofErr w:type="spellEnd"/>
-            <w:r>
-              <w:rPr>
-                <w:rFonts w:eastAsia="Times New Roman" w:cs="Times New Roman"/>
-                <w:b/>
-                <w:bCs/>
-                <w:kern w:val="0"/>
-                <w:lang w:eastAsia="nl-NL"/>
-                <w14:ligatures w14:val="none"/>
-              </w:rPr>
-              <w:t xml:space="preserve"> case naam </w:t>
+              <w:t>Use case naam </w:t>
             </w:r>
           </w:p>
         </w:tc>
@@ -6984,27 +6617,7 @@
           <w:lang w:eastAsia="nl-NL"/>
           <w14:ligatures w14:val="none"/>
         </w:rPr>
-        <w:t xml:space="preserve">De grafische implementatie van het </w:t>
-      </w:r>
-      <w:proofErr w:type="spellStart"/>
-      <w:r>
-        <w:rPr>
-          <w:rFonts w:eastAsia="Times New Roman" w:cs="Times New Roman"/>
-          <w:kern w:val="0"/>
-          <w:lang w:eastAsia="nl-NL"/>
-          <w14:ligatures w14:val="none"/>
-        </w:rPr>
-        <w:t>wireframe</w:t>
-      </w:r>
-      <w:proofErr w:type="spellEnd"/>
-      <w:r>
-        <w:rPr>
-          <w:rFonts w:eastAsia="Times New Roman" w:cs="Times New Roman"/>
-          <w:kern w:val="0"/>
-          <w:lang w:eastAsia="nl-NL"/>
-          <w14:ligatures w14:val="none"/>
-        </w:rPr>
-        <w:t xml:space="preserve"> vrij is in te vullen door de developer. </w:t>
+        <w:t>De grafische implementatie van het wireframe vrij is in te vullen door de developer. </w:t>
       </w:r>
     </w:p>
     <w:p>
@@ -7187,7 +6800,6 @@
           <w14:ligatures w14:val="none"/>
         </w:rPr>
       </w:pPr>
-      <w:proofErr w:type="spellStart"/>
       <w:r>
         <w:rPr>
           <w:rFonts w:eastAsia="Times New Roman" w:cs="Times New Roman"/>
@@ -7198,46 +6810,7 @@
           <w:lang w:eastAsia="nl-NL"/>
           <w14:ligatures w14:val="none"/>
         </w:rPr>
-        <w:t>Evil</w:t>
-      </w:r>
-      <w:proofErr w:type="spellEnd"/>
-      <w:r>
-        <w:rPr>
-          <w:rFonts w:eastAsia="Times New Roman" w:cs="Times New Roman"/>
-          <w:color w:val="0F4761"/>
-          <w:kern w:val="0"/>
-          <w:sz w:val="28"/>
-          <w:szCs w:val="28"/>
-          <w:lang w:eastAsia="nl-NL"/>
-          <w14:ligatures w14:val="none"/>
-        </w:rPr>
-        <w:t xml:space="preserve"> user </w:t>
-      </w:r>
-      <w:proofErr w:type="spellStart"/>
-      <w:r>
-        <w:rPr>
-          <w:rFonts w:eastAsia="Times New Roman" w:cs="Times New Roman"/>
-          <w:color w:val="0F4761"/>
-          <w:kern w:val="0"/>
-          <w:sz w:val="28"/>
-          <w:szCs w:val="28"/>
-          <w:lang w:eastAsia="nl-NL"/>
-          <w14:ligatures w14:val="none"/>
-        </w:rPr>
-        <w:t>stories</w:t>
-      </w:r>
-      <w:proofErr w:type="spellEnd"/>
-      <w:r>
-        <w:rPr>
-          <w:rFonts w:eastAsia="Times New Roman" w:cs="Times New Roman"/>
-          <w:color w:val="0F4761"/>
-          <w:kern w:val="0"/>
-          <w:sz w:val="28"/>
-          <w:szCs w:val="28"/>
-          <w:lang w:eastAsia="nl-NL"/>
-          <w14:ligatures w14:val="none"/>
-        </w:rPr>
-        <w:t> </w:t>
+        <w:t>Evil user stories </w:t>
       </w:r>
     </w:p>
     <w:p>
@@ -7258,47 +6831,7 @@
           <w:lang w:eastAsia="nl-NL"/>
           <w14:ligatures w14:val="none"/>
         </w:rPr>
-        <w:t xml:space="preserve">Geen </w:t>
-      </w:r>
-      <w:proofErr w:type="spellStart"/>
-      <w:r>
-        <w:rPr>
-          <w:rFonts w:eastAsia="Times New Roman" w:cs="Times New Roman"/>
-          <w:kern w:val="0"/>
-          <w:lang w:eastAsia="nl-NL"/>
-          <w14:ligatures w14:val="none"/>
-        </w:rPr>
-        <w:t>evil</w:t>
-      </w:r>
-      <w:proofErr w:type="spellEnd"/>
-      <w:r>
-        <w:rPr>
-          <w:rFonts w:eastAsia="Times New Roman" w:cs="Times New Roman"/>
-          <w:kern w:val="0"/>
-          <w:lang w:eastAsia="nl-NL"/>
-          <w14:ligatures w14:val="none"/>
-        </w:rPr>
-        <w:t xml:space="preserve"> user </w:t>
-      </w:r>
-      <w:proofErr w:type="spellStart"/>
-      <w:r>
-        <w:rPr>
-          <w:rFonts w:eastAsia="Times New Roman" w:cs="Times New Roman"/>
-          <w:kern w:val="0"/>
-          <w:lang w:eastAsia="nl-NL"/>
-          <w14:ligatures w14:val="none"/>
-        </w:rPr>
-        <w:t>stories</w:t>
-      </w:r>
-      <w:proofErr w:type="spellEnd"/>
-      <w:r>
-        <w:rPr>
-          <w:rFonts w:eastAsia="Times New Roman" w:cs="Times New Roman"/>
-          <w:kern w:val="0"/>
-          <w:lang w:eastAsia="nl-NL"/>
-          <w14:ligatures w14:val="none"/>
-        </w:rPr>
-        <w:t xml:space="preserve"> kunnen bepalen. Geen nadere actie nodig. </w:t>
+        <w:t>Geen evil user stories kunnen bepalen. Geen nadere actie nodig. </w:t>
       </w:r>
     </w:p>
     <w:p>
@@ -7383,7 +6916,6 @@
                 <w14:ligatures w14:val="none"/>
               </w:rPr>
             </w:pPr>
-            <w:proofErr w:type="spellStart"/>
             <w:r>
               <w:rPr>
                 <w:rFonts w:eastAsia="Times New Roman" w:cs="Times New Roman"/>
@@ -7393,19 +6925,7 @@
                 <w:lang w:eastAsia="nl-NL"/>
                 <w14:ligatures w14:val="none"/>
               </w:rPr>
-              <w:t>Use</w:t>
-            </w:r>
-            <w:proofErr w:type="spellEnd"/>
-            <w:r>
-              <w:rPr>
-                <w:rFonts w:eastAsia="Times New Roman" w:cs="Times New Roman"/>
-                <w:b/>
-                <w:bCs/>
-                <w:kern w:val="0"/>
-                <w:lang w:eastAsia="nl-NL"/>
-                <w14:ligatures w14:val="none"/>
-              </w:rPr>
-              <w:t xml:space="preserve"> case naam </w:t>
+              <w:t>Use case naam </w:t>
             </w:r>
           </w:p>
         </w:tc>
@@ -8241,27 +7761,7 @@
           <w:lang w:eastAsia="nl-NL"/>
           <w14:ligatures w14:val="none"/>
         </w:rPr>
-        <w:t xml:space="preserve">De grafische implementatie van het </w:t>
-      </w:r>
-      <w:proofErr w:type="spellStart"/>
-      <w:r>
-        <w:rPr>
-          <w:rFonts w:eastAsia="Times New Roman" w:cs="Times New Roman"/>
-          <w:kern w:val="0"/>
-          <w:lang w:eastAsia="nl-NL"/>
-          <w14:ligatures w14:val="none"/>
-        </w:rPr>
-        <w:t>wireframe</w:t>
-      </w:r>
-      <w:proofErr w:type="spellEnd"/>
-      <w:r>
-        <w:rPr>
-          <w:rFonts w:eastAsia="Times New Roman" w:cs="Times New Roman"/>
-          <w:kern w:val="0"/>
-          <w:lang w:eastAsia="nl-NL"/>
-          <w14:ligatures w14:val="none"/>
-        </w:rPr>
-        <w:t xml:space="preserve"> vrij is in te vullen door de developer. </w:t>
+        <w:t>De grafische implementatie van het wireframe vrij is in te vullen door de developer. </w:t>
       </w:r>
     </w:p>
     <w:p>
@@ -8465,7 +7965,6 @@
           <w14:ligatures w14:val="none"/>
         </w:rPr>
       </w:pPr>
-      <w:proofErr w:type="spellStart"/>
       <w:r>
         <w:rPr>
           <w:rFonts w:eastAsia="Times New Roman" w:cs="Times New Roman"/>
@@ -8477,46 +7976,7 @@
           <w14:ligatures w14:val="none"/>
         </w:rPr>
         <w:lastRenderedPageBreak/>
-        <w:t>Evil</w:t>
-      </w:r>
-      <w:proofErr w:type="spellEnd"/>
-      <w:r>
-        <w:rPr>
-          <w:rFonts w:eastAsia="Times New Roman" w:cs="Times New Roman"/>
-          <w:color w:val="0F4761"/>
-          <w:kern w:val="0"/>
-          <w:sz w:val="28"/>
-          <w:szCs w:val="28"/>
-          <w:lang w:eastAsia="nl-NL"/>
-          <w14:ligatures w14:val="none"/>
-        </w:rPr>
-        <w:t xml:space="preserve"> user </w:t>
-      </w:r>
-      <w:proofErr w:type="spellStart"/>
-      <w:r>
-        <w:rPr>
-          <w:rFonts w:eastAsia="Times New Roman" w:cs="Times New Roman"/>
-          <w:color w:val="0F4761"/>
-          <w:kern w:val="0"/>
-          <w:sz w:val="28"/>
-          <w:szCs w:val="28"/>
-          <w:lang w:eastAsia="nl-NL"/>
-          <w14:ligatures w14:val="none"/>
-        </w:rPr>
-        <w:t>stories</w:t>
-      </w:r>
-      <w:proofErr w:type="spellEnd"/>
-      <w:r>
-        <w:rPr>
-          <w:rFonts w:eastAsia="Times New Roman" w:cs="Times New Roman"/>
-          <w:color w:val="0F4761"/>
-          <w:kern w:val="0"/>
-          <w:sz w:val="28"/>
-          <w:szCs w:val="28"/>
-          <w:lang w:eastAsia="nl-NL"/>
-          <w14:ligatures w14:val="none"/>
-        </w:rPr>
-        <w:t> </w:t>
+        <w:t>Evil user stories </w:t>
       </w:r>
     </w:p>
     <w:p>
@@ -8617,13 +8077,8 @@
             <w:pPr>
               <w:spacing w:after="160"/>
             </w:pPr>
-            <w:proofErr w:type="spellStart"/>
-            <w:r>
-              <w:t>Use</w:t>
-            </w:r>
-            <w:proofErr w:type="spellEnd"/>
-            <w:r>
-              <w:t xml:space="preserve"> case naam</w:t>
+            <w:r>
+              <w:t>Use case naam</w:t>
             </w:r>
           </w:p>
         </w:tc>
@@ -8931,15 +8386,7 @@
               <w:cnfStyle w:val="000000000000" w:firstRow="0" w:lastRow="0" w:firstColumn="0" w:lastColumn="0" w:oddVBand="0" w:evenVBand="0" w:oddHBand="0" w:evenHBand="0" w:firstRowFirstColumn="0" w:firstRowLastColumn="0" w:lastRowFirstColumn="0" w:lastRowLastColumn="0"/>
             </w:pPr>
             <w:r>
-              <w:t>De app toont informatie over de foutmelding (</w:t>
-            </w:r>
-            <w:proofErr w:type="spellStart"/>
-            <w:r>
-              <w:t>Exception.Message</w:t>
-            </w:r>
-            <w:proofErr w:type="spellEnd"/>
-            <w:r>
-              <w:t>).</w:t>
+              <w:t>De app toont informatie over de foutmelding (Exception.Message).</w:t>
             </w:r>
           </w:p>
           <w:p>
@@ -9057,15 +8504,7 @@
     </w:p>
     <w:p>
       <w:r>
-        <w:t xml:space="preserve">De grafische implementatie van het </w:t>
-      </w:r>
-      <w:proofErr w:type="spellStart"/>
-      <w:r>
-        <w:t>wireframe</w:t>
-      </w:r>
-      <w:proofErr w:type="spellEnd"/>
-      <w:r>
-        <w:t xml:space="preserve"> vrij is in te vullen door de developer.</w:t>
+        <w:t>De grafische implementatie van het wireframe vrij is in te vullen door de developer.</w:t>
       </w:r>
     </w:p>
     <w:p/>
@@ -9189,39 +8628,13 @@
       <w:pPr>
         <w:pStyle w:val="Kop3"/>
       </w:pPr>
-      <w:proofErr w:type="spellStart"/>
-      <w:r>
-        <w:t>Evil</w:t>
-      </w:r>
-      <w:proofErr w:type="spellEnd"/>
-      <w:r>
-        <w:t xml:space="preserve"> user </w:t>
-      </w:r>
-      <w:proofErr w:type="spellStart"/>
-      <w:r>
-        <w:t>stories</w:t>
-      </w:r>
-      <w:proofErr w:type="spellEnd"/>
+      <w:r>
+        <w:t>Evil user stories</w:t>
+      </w:r>
     </w:p>
     <w:p>
       <w:r>
-        <w:t xml:space="preserve">Geen </w:t>
-      </w:r>
-      <w:proofErr w:type="spellStart"/>
-      <w:r>
-        <w:t>evil</w:t>
-      </w:r>
-      <w:proofErr w:type="spellEnd"/>
-      <w:r>
-        <w:t xml:space="preserve"> user </w:t>
-      </w:r>
-      <w:proofErr w:type="spellStart"/>
-      <w:r>
-        <w:t>stories</w:t>
-      </w:r>
-      <w:proofErr w:type="spellEnd"/>
-      <w:r>
-        <w:t xml:space="preserve"> kunnen bepalen. Geen nadere actie nodig.</w:t>
+        <w:t>Geen evil user stories kunnen bepalen. Geen nadere actie nodig.</w:t>
       </w:r>
     </w:p>
     <w:p>
@@ -9275,13 +8688,8 @@
             <w:pPr>
               <w:spacing w:after="160"/>
             </w:pPr>
-            <w:proofErr w:type="spellStart"/>
-            <w:r>
-              <w:t>Use</w:t>
-            </w:r>
-            <w:proofErr w:type="spellEnd"/>
-            <w:r>
-              <w:t xml:space="preserve"> case naam</w:t>
+            <w:r>
+              <w:t>Use case naam</w:t>
             </w:r>
           </w:p>
         </w:tc>
@@ -9801,15 +9209,7 @@
     </w:p>
     <w:p>
       <w:r>
-        <w:t xml:space="preserve">De grafische implementatie van het </w:t>
-      </w:r>
-      <w:proofErr w:type="spellStart"/>
-      <w:r>
-        <w:t>wireframe</w:t>
-      </w:r>
-      <w:proofErr w:type="spellEnd"/>
-      <w:r>
-        <w:t xml:space="preserve"> vrij is in te vullen door de developer.</w:t>
+        <w:t>De grafische implementatie van het wireframe vrij is in te vullen door de developer.</w:t>
       </w:r>
     </w:p>
     <w:p>
@@ -9925,39 +9325,13 @@
       <w:pPr>
         <w:pStyle w:val="Kop3"/>
       </w:pPr>
-      <w:proofErr w:type="spellStart"/>
-      <w:r>
-        <w:t>Evil</w:t>
-      </w:r>
-      <w:proofErr w:type="spellEnd"/>
-      <w:r>
-        <w:t xml:space="preserve"> user </w:t>
-      </w:r>
-      <w:proofErr w:type="spellStart"/>
-      <w:r>
-        <w:t>stories</w:t>
-      </w:r>
-      <w:proofErr w:type="spellEnd"/>
+      <w:r>
+        <w:t>Evil user stories</w:t>
+      </w:r>
     </w:p>
     <w:p>
       <w:r>
-        <w:t xml:space="preserve">Geen </w:t>
-      </w:r>
-      <w:proofErr w:type="spellStart"/>
-      <w:r>
-        <w:t>evil</w:t>
-      </w:r>
-      <w:proofErr w:type="spellEnd"/>
-      <w:r>
-        <w:t xml:space="preserve"> user </w:t>
-      </w:r>
-      <w:proofErr w:type="spellStart"/>
-      <w:r>
-        <w:t>stories</w:t>
-      </w:r>
-      <w:proofErr w:type="spellEnd"/>
-      <w:r>
-        <w:t xml:space="preserve"> kunnen bepalen. Geen nadere actie nodig.</w:t>
+        <w:t>Geen evil user stories kunnen bepalen. Geen nadere actie nodig.</w:t>
       </w:r>
     </w:p>
     <w:p/>
@@ -10010,13 +9384,8 @@
             <w:pPr>
               <w:spacing w:after="160"/>
             </w:pPr>
-            <w:proofErr w:type="spellStart"/>
-            <w:r>
-              <w:t>Use</w:t>
-            </w:r>
-            <w:proofErr w:type="spellEnd"/>
-            <w:r>
-              <w:t xml:space="preserve"> case naam</w:t>
+            <w:r>
+              <w:t>Use case naam</w:t>
             </w:r>
           </w:p>
         </w:tc>
@@ -10389,15 +9758,7 @@
     </w:p>
     <w:p>
       <w:r>
-        <w:t xml:space="preserve">De grafische implementatie van het </w:t>
-      </w:r>
-      <w:proofErr w:type="spellStart"/>
-      <w:r>
-        <w:t>wireframe</w:t>
-      </w:r>
-      <w:proofErr w:type="spellEnd"/>
-      <w:r>
-        <w:t xml:space="preserve"> vrij is in te vullen door de developer.</w:t>
+        <w:t>De grafische implementatie van het wireframe vrij is in te vullen door de developer.</w:t>
       </w:r>
     </w:p>
     <w:p>
@@ -10485,39 +9846,13 @@
       <w:pPr>
         <w:pStyle w:val="Kop3"/>
       </w:pPr>
-      <w:proofErr w:type="spellStart"/>
-      <w:r>
-        <w:t>Evil</w:t>
-      </w:r>
-      <w:proofErr w:type="spellEnd"/>
-      <w:r>
-        <w:t xml:space="preserve"> user </w:t>
-      </w:r>
-      <w:proofErr w:type="spellStart"/>
-      <w:r>
-        <w:t>stories</w:t>
-      </w:r>
-      <w:proofErr w:type="spellEnd"/>
+      <w:r>
+        <w:t>Evil user stories</w:t>
+      </w:r>
     </w:p>
     <w:p>
       <w:r>
-        <w:t xml:space="preserve">Geen </w:t>
-      </w:r>
-      <w:proofErr w:type="spellStart"/>
-      <w:r>
-        <w:t>evil</w:t>
-      </w:r>
-      <w:proofErr w:type="spellEnd"/>
-      <w:r>
-        <w:t xml:space="preserve"> user </w:t>
-      </w:r>
-      <w:proofErr w:type="spellStart"/>
-      <w:r>
-        <w:t>stories</w:t>
-      </w:r>
-      <w:proofErr w:type="spellEnd"/>
-      <w:r>
-        <w:t xml:space="preserve"> kunnen bepalen. Geen nadere actie nodig.</w:t>
+        <w:t>Geen evil user stories kunnen bepalen. Geen nadere actie nodig.</w:t>
       </w:r>
     </w:p>
     <w:p/>
@@ -10582,19 +9917,11 @@
                 <w:rFonts w:eastAsia="Aptos" w:cs="Aptos"/>
               </w:rPr>
             </w:pPr>
-            <w:proofErr w:type="spellStart"/>
             <w:r>
               <w:rPr>
                 <w:rFonts w:eastAsia="Aptos" w:cs="Aptos"/>
               </w:rPr>
-              <w:t>Use</w:t>
-            </w:r>
-            <w:proofErr w:type="spellEnd"/>
-            <w:r>
-              <w:rPr>
-                <w:rFonts w:eastAsia="Aptos" w:cs="Aptos"/>
-              </w:rPr>
-              <w:t xml:space="preserve"> case naam</w:t>
+              <w:t>Use case naam</w:t>
             </w:r>
           </w:p>
         </w:tc>
@@ -11180,23 +10507,7 @@
           <w:rFonts w:eastAsia="Aptos" w:cs="Aptos"/>
           <w:color w:val="000000" w:themeColor="text1"/>
         </w:rPr>
-        <w:t xml:space="preserve">De grafische implementatie van het </w:t>
-      </w:r>
-      <w:proofErr w:type="spellStart"/>
-      <w:r>
-        <w:rPr>
-          <w:rFonts w:eastAsia="Aptos" w:cs="Aptos"/>
-          <w:color w:val="000000" w:themeColor="text1"/>
-        </w:rPr>
-        <w:t>wireframe</w:t>
-      </w:r>
-      <w:proofErr w:type="spellEnd"/>
-      <w:r>
-        <w:rPr>
-          <w:rFonts w:eastAsia="Aptos" w:cs="Aptos"/>
-          <w:color w:val="000000" w:themeColor="text1"/>
-        </w:rPr>
-        <w:t xml:space="preserve"> vrij is in te vullen door de developer.</w:t>
+        <w:t>De grafische implementatie van het wireframe vrij is in te vullen door de developer.</w:t>
       </w:r>
     </w:p>
     <w:p>
@@ -11298,29 +10609,13 @@
           <w:rFonts w:eastAsia="Aptos" w:cs="Aptos"/>
         </w:rPr>
       </w:pPr>
-      <w:proofErr w:type="spellStart"/>
       <w:r>
         <w:rPr>
           <w:rFonts w:eastAsia="Aptos" w:cs="Aptos"/>
         </w:rPr>
         <w:lastRenderedPageBreak/>
-        <w:t>Evil</w:t>
-      </w:r>
-      <w:proofErr w:type="spellEnd"/>
-      <w:r>
-        <w:rPr>
-          <w:rFonts w:eastAsia="Aptos" w:cs="Aptos"/>
-        </w:rPr>
-        <w:t xml:space="preserve"> user </w:t>
-      </w:r>
-      <w:proofErr w:type="spellStart"/>
-      <w:r>
-        <w:rPr>
-          <w:rFonts w:eastAsia="Aptos" w:cs="Aptos"/>
-        </w:rPr>
-        <w:t>stories</w:t>
-      </w:r>
-      <w:proofErr w:type="spellEnd"/>
+        <w:t>Evil user stories</w:t>
+      </w:r>
     </w:p>
     <w:p>
       <w:pPr>
@@ -11334,39 +10629,7 @@
           <w:rFonts w:eastAsia="Aptos" w:cs="Aptos"/>
           <w:color w:val="000000" w:themeColor="text1"/>
         </w:rPr>
-        <w:t xml:space="preserve">Geen </w:t>
-      </w:r>
-      <w:proofErr w:type="spellStart"/>
-      <w:r>
-        <w:rPr>
-          <w:rFonts w:eastAsia="Aptos" w:cs="Aptos"/>
-          <w:color w:val="000000" w:themeColor="text1"/>
-        </w:rPr>
-        <w:t>evil</w:t>
-      </w:r>
-      <w:proofErr w:type="spellEnd"/>
-      <w:r>
-        <w:rPr>
-          <w:rFonts w:eastAsia="Aptos" w:cs="Aptos"/>
-          <w:color w:val="000000" w:themeColor="text1"/>
-        </w:rPr>
-        <w:t xml:space="preserve"> user </w:t>
-      </w:r>
-      <w:proofErr w:type="spellStart"/>
-      <w:r>
-        <w:rPr>
-          <w:rFonts w:eastAsia="Aptos" w:cs="Aptos"/>
-          <w:color w:val="000000" w:themeColor="text1"/>
-        </w:rPr>
-        <w:t>stories</w:t>
-      </w:r>
-      <w:proofErr w:type="spellEnd"/>
-      <w:r>
-        <w:rPr>
-          <w:rFonts w:eastAsia="Aptos" w:cs="Aptos"/>
-          <w:color w:val="000000" w:themeColor="text1"/>
-        </w:rPr>
-        <w:t xml:space="preserve"> kunnen bepalen. Geen nadere actie nodig.</w:t>
+        <w:t>Geen evil user stories kunnen bepalen. Geen nadere actie nodig.</w:t>
       </w:r>
     </w:p>
     <w:p>
@@ -11431,19 +10694,11 @@
                 <w:rFonts w:eastAsia="Aptos" w:cs="Aptos"/>
               </w:rPr>
             </w:pPr>
-            <w:proofErr w:type="spellStart"/>
             <w:r>
               <w:rPr>
                 <w:rFonts w:eastAsia="Aptos" w:cs="Aptos"/>
               </w:rPr>
-              <w:t>Use</w:t>
-            </w:r>
-            <w:proofErr w:type="spellEnd"/>
-            <w:r>
-              <w:rPr>
-                <w:rFonts w:eastAsia="Aptos" w:cs="Aptos"/>
-              </w:rPr>
-              <w:t xml:space="preserve"> case naam</w:t>
+              <w:t>Use case naam</w:t>
             </w:r>
           </w:p>
         </w:tc>
@@ -11957,23 +11212,7 @@
           <w:rFonts w:eastAsia="Aptos" w:cs="Aptos"/>
           <w:color w:val="000000" w:themeColor="text1"/>
         </w:rPr>
-        <w:t xml:space="preserve">De grafische implementatie van het </w:t>
-      </w:r>
-      <w:proofErr w:type="spellStart"/>
-      <w:r>
-        <w:rPr>
-          <w:rFonts w:eastAsia="Aptos" w:cs="Aptos"/>
-          <w:color w:val="000000" w:themeColor="text1"/>
-        </w:rPr>
-        <w:t>wireframe</w:t>
-      </w:r>
-      <w:proofErr w:type="spellEnd"/>
-      <w:r>
-        <w:rPr>
-          <w:rFonts w:eastAsia="Aptos" w:cs="Aptos"/>
-          <w:color w:val="000000" w:themeColor="text1"/>
-        </w:rPr>
-        <w:t xml:space="preserve"> vrij is in te vullen door de developer.</w:t>
+        <w:t>De grafische implementatie van het wireframe vrij is in te vullen door de developer.</w:t>
       </w:r>
     </w:p>
     <w:p>
@@ -12067,28 +11306,12 @@
           <w:rFonts w:eastAsia="Aptos" w:cs="Aptos"/>
         </w:rPr>
       </w:pPr>
-      <w:proofErr w:type="spellStart"/>
       <w:r>
         <w:rPr>
           <w:rFonts w:eastAsia="Aptos" w:cs="Aptos"/>
         </w:rPr>
-        <w:t>Evil</w:t>
-      </w:r>
-      <w:proofErr w:type="spellEnd"/>
-      <w:r>
-        <w:rPr>
-          <w:rFonts w:eastAsia="Aptos" w:cs="Aptos"/>
-        </w:rPr>
-        <w:t xml:space="preserve"> user </w:t>
-      </w:r>
-      <w:proofErr w:type="spellStart"/>
-      <w:r>
-        <w:rPr>
-          <w:rFonts w:eastAsia="Aptos" w:cs="Aptos"/>
-        </w:rPr>
-        <w:t>stories</w:t>
-      </w:r>
-      <w:proofErr w:type="spellEnd"/>
+        <w:t>Evil user stories</w:t>
+      </w:r>
     </w:p>
     <w:p>
       <w:pPr>
@@ -12107,39 +11330,7 @@
           <w:rFonts w:eastAsia="Aptos" w:cs="Aptos"/>
           <w:color w:val="000000" w:themeColor="text1"/>
         </w:rPr>
-        <w:t xml:space="preserve">Geen </w:t>
-      </w:r>
-      <w:proofErr w:type="spellStart"/>
-      <w:r>
-        <w:rPr>
-          <w:rFonts w:eastAsia="Aptos" w:cs="Aptos"/>
-          <w:color w:val="000000" w:themeColor="text1"/>
-        </w:rPr>
-        <w:t>evil</w:t>
-      </w:r>
-      <w:proofErr w:type="spellEnd"/>
-      <w:r>
-        <w:rPr>
-          <w:rFonts w:eastAsia="Aptos" w:cs="Aptos"/>
-          <w:color w:val="000000" w:themeColor="text1"/>
-        </w:rPr>
-        <w:t xml:space="preserve"> user </w:t>
-      </w:r>
-      <w:proofErr w:type="spellStart"/>
-      <w:r>
-        <w:rPr>
-          <w:rFonts w:eastAsia="Aptos" w:cs="Aptos"/>
-          <w:color w:val="000000" w:themeColor="text1"/>
-        </w:rPr>
-        <w:t>stories</w:t>
-      </w:r>
-      <w:proofErr w:type="spellEnd"/>
-      <w:r>
-        <w:rPr>
-          <w:rFonts w:eastAsia="Aptos" w:cs="Aptos"/>
-          <w:color w:val="000000" w:themeColor="text1"/>
-        </w:rPr>
-        <w:t xml:space="preserve"> kunnen bepalen. Geen nadere actie nodig.</w:t>
+        <w:t>Geen evil user stories kunnen bepalen. Geen nadere actie nodig.</w:t>
       </w:r>
     </w:p>
     <w:p>
@@ -12202,7 +11393,6 @@
                 <w14:ligatures w14:val="none"/>
               </w:rPr>
             </w:pPr>
-            <w:proofErr w:type="spellStart"/>
             <w:r>
               <w:rPr>
                 <w:rFonts w:eastAsia="Times New Roman" w:cs="Times New Roman"/>
@@ -12210,17 +11400,7 @@
                 <w:kern w:val="0"/>
                 <w14:ligatures w14:val="none"/>
               </w:rPr>
-              <w:t>Use</w:t>
-            </w:r>
-            <w:proofErr w:type="spellEnd"/>
-            <w:r>
-              <w:rPr>
-                <w:rFonts w:eastAsia="Times New Roman" w:cs="Times New Roman"/>
-                <w:b/>
-                <w:kern w:val="0"/>
-                <w14:ligatures w14:val="none"/>
-              </w:rPr>
-              <w:t xml:space="preserve"> case naam </w:t>
+              <w:t>Use case naam </w:t>
             </w:r>
           </w:p>
         </w:tc>
@@ -12324,23 +11504,13 @@
                 <w14:ligatures w14:val="none"/>
               </w:rPr>
             </w:pPr>
-            <w:proofErr w:type="spellStart"/>
             <w:r>
               <w:rPr>
                 <w:rFonts w:eastAsia="Times New Roman" w:cs="Times New Roman"/>
                 <w:kern w:val="0"/>
                 <w14:ligatures w14:val="none"/>
               </w:rPr>
-              <w:t>Admin</w:t>
-            </w:r>
-            <w:proofErr w:type="spellEnd"/>
-            <w:r>
-              <w:rPr>
-                <w:rFonts w:eastAsia="Times New Roman" w:cs="Times New Roman"/>
-                <w:kern w:val="0"/>
-                <w14:ligatures w14:val="none"/>
-              </w:rPr>
-              <w:t xml:space="preserve"> / Klant </w:t>
+              <w:t>Admin / Klant </w:t>
             </w:r>
           </w:p>
         </w:tc>
@@ -13118,25 +12288,7 @@
                 <w:kern w:val="0"/>
                 <w14:ligatures w14:val="none"/>
               </w:rPr>
-              <w:t xml:space="preserve">Je zoekt een product door in de </w:t>
-            </w:r>
-            <w:proofErr w:type="spellStart"/>
-            <w:r>
-              <w:rPr>
-                <w:rFonts w:eastAsia="Times New Roman" w:cs="Times New Roman"/>
-                <w:kern w:val="0"/>
-                <w14:ligatures w14:val="none"/>
-              </w:rPr>
-              <w:t>zoekbalk</w:t>
-            </w:r>
-            <w:proofErr w:type="spellEnd"/>
-            <w:r>
-              <w:rPr>
-                <w:rFonts w:eastAsia="Times New Roman" w:cs="Times New Roman"/>
-                <w:kern w:val="0"/>
-                <w14:ligatures w14:val="none"/>
-              </w:rPr>
-              <w:t xml:space="preserve"> een aantal karakters in te voeren. </w:t>
+              <w:t>Je zoekt een product door in de zoekbalk een aantal karakters in te voeren. </w:t>
             </w:r>
           </w:p>
           <w:p>
@@ -13305,25 +12457,7 @@
           <w:kern w:val="0"/>
           <w14:ligatures w14:val="none"/>
         </w:rPr>
-        <w:t xml:space="preserve">De grafische implementatie van het </w:t>
-      </w:r>
-      <w:proofErr w:type="spellStart"/>
-      <w:r>
-        <w:rPr>
-          <w:rFonts w:eastAsia="Times New Roman" w:cs="Times New Roman"/>
-          <w:kern w:val="0"/>
-          <w14:ligatures w14:val="none"/>
-        </w:rPr>
-        <w:t>wireframe</w:t>
-      </w:r>
-      <w:proofErr w:type="spellEnd"/>
-      <w:r>
-        <w:rPr>
-          <w:rFonts w:eastAsia="Times New Roman" w:cs="Times New Roman"/>
-          <w:kern w:val="0"/>
-          <w14:ligatures w14:val="none"/>
-        </w:rPr>
-        <w:t xml:space="preserve"> vrij is in te vullen door de developer. </w:t>
+        <w:t>De grafische implementatie van het wireframe vrij is in te vullen door de developer. </w:t>
       </w:r>
     </w:p>
     <w:p>
@@ -13457,21 +12591,8 @@
       <w:pPr>
         <w:pStyle w:val="Kop3"/>
       </w:pPr>
-      <w:proofErr w:type="spellStart"/>
-      <w:r>
-        <w:t>Evil</w:t>
-      </w:r>
-      <w:proofErr w:type="spellEnd"/>
-      <w:r>
-        <w:t xml:space="preserve"> user </w:t>
-      </w:r>
-      <w:proofErr w:type="spellStart"/>
-      <w:r>
-        <w:t>stories</w:t>
-      </w:r>
-      <w:proofErr w:type="spellEnd"/>
-      <w:r>
-        <w:t> </w:t>
+      <w:r>
+        <w:t>Evil user stories </w:t>
       </w:r>
     </w:p>
     <w:p>
@@ -13488,43 +12609,7 @@
           <w:kern w:val="0"/>
           <w14:ligatures w14:val="none"/>
         </w:rPr>
-        <w:t xml:space="preserve">Geen </w:t>
-      </w:r>
-      <w:proofErr w:type="spellStart"/>
-      <w:r>
-        <w:rPr>
-          <w:rFonts w:eastAsia="Times New Roman" w:cs="Times New Roman"/>
-          <w:kern w:val="0"/>
-          <w14:ligatures w14:val="none"/>
-        </w:rPr>
-        <w:t>evil</w:t>
-      </w:r>
-      <w:proofErr w:type="spellEnd"/>
-      <w:r>
-        <w:rPr>
-          <w:rFonts w:eastAsia="Times New Roman" w:cs="Times New Roman"/>
-          <w:kern w:val="0"/>
-          <w14:ligatures w14:val="none"/>
-        </w:rPr>
-        <w:t xml:space="preserve"> user </w:t>
-      </w:r>
-      <w:proofErr w:type="spellStart"/>
-      <w:r>
-        <w:rPr>
-          <w:rFonts w:eastAsia="Times New Roman" w:cs="Times New Roman"/>
-          <w:kern w:val="0"/>
-          <w14:ligatures w14:val="none"/>
-        </w:rPr>
-        <w:t>stories</w:t>
-      </w:r>
-      <w:proofErr w:type="spellEnd"/>
-      <w:r>
-        <w:rPr>
-          <w:rFonts w:eastAsia="Times New Roman" w:cs="Times New Roman"/>
-          <w:kern w:val="0"/>
-          <w14:ligatures w14:val="none"/>
-        </w:rPr>
-        <w:t xml:space="preserve"> kunnen bepalen. Geen nadere actie nodig.</w:t>
+        <w:t>Geen evil user stories kunnen bepalen. Geen nadere actie nodig.</w:t>
       </w:r>
     </w:p>
     <w:p>
@@ -13742,19 +12827,11 @@
                 <w:rFonts w:eastAsia="Aptos" w:cs="Aptos"/>
               </w:rPr>
             </w:pPr>
-            <w:proofErr w:type="spellStart"/>
             <w:r>
               <w:rPr>
                 <w:rFonts w:eastAsia="Aptos" w:cs="Aptos"/>
               </w:rPr>
-              <w:t>Use</w:t>
-            </w:r>
-            <w:proofErr w:type="spellEnd"/>
-            <w:r>
-              <w:rPr>
-                <w:rFonts w:eastAsia="Aptos" w:cs="Aptos"/>
-              </w:rPr>
-              <w:t xml:space="preserve"> case naam</w:t>
+              <w:t>Use case naam</w:t>
             </w:r>
           </w:p>
         </w:tc>
@@ -13831,14 +12908,12 @@
                 <w:rFonts w:eastAsia="Aptos" w:cs="Aptos"/>
               </w:rPr>
             </w:pPr>
-            <w:proofErr w:type="spellStart"/>
             <w:r>
               <w:rPr>
                 <w:rFonts w:eastAsia="Aptos" w:cs="Aptos"/>
               </w:rPr>
               <w:t>Admin</w:t>
             </w:r>
-            <w:proofErr w:type="spellEnd"/>
           </w:p>
         </w:tc>
       </w:tr>
@@ -14233,23 +13308,7 @@
           <w:rFonts w:eastAsia="Aptos" w:cs="Aptos"/>
           <w:color w:val="000000" w:themeColor="text1"/>
         </w:rPr>
-        <w:t xml:space="preserve">De grafische implementatie van het </w:t>
-      </w:r>
-      <w:proofErr w:type="spellStart"/>
-      <w:r>
-        <w:rPr>
-          <w:rFonts w:eastAsia="Aptos" w:cs="Aptos"/>
-          <w:color w:val="000000" w:themeColor="text1"/>
-        </w:rPr>
-        <w:t>wireframe</w:t>
-      </w:r>
-      <w:proofErr w:type="spellEnd"/>
-      <w:r>
-        <w:rPr>
-          <w:rFonts w:eastAsia="Aptos" w:cs="Aptos"/>
-          <w:color w:val="000000" w:themeColor="text1"/>
-        </w:rPr>
-        <w:t xml:space="preserve"> vrij is in te vullen door de developer.</w:t>
+        <w:t>De grafische implementatie van het wireframe vrij is in te vullen door de developer.</w:t>
       </w:r>
     </w:p>
     <w:p>
@@ -14419,19 +13478,11 @@
                 <w:rFonts w:eastAsia="Aptos" w:cs="Aptos"/>
               </w:rPr>
             </w:pPr>
-            <w:proofErr w:type="spellStart"/>
             <w:r>
               <w:rPr>
                 <w:rFonts w:eastAsia="Aptos" w:cs="Aptos"/>
               </w:rPr>
-              <w:t>Use</w:t>
-            </w:r>
-            <w:proofErr w:type="spellEnd"/>
-            <w:r>
-              <w:rPr>
-                <w:rFonts w:eastAsia="Aptos" w:cs="Aptos"/>
-              </w:rPr>
-              <w:t xml:space="preserve"> case naam</w:t>
+              <w:t>Use case naam</w:t>
             </w:r>
           </w:p>
         </w:tc>
@@ -14514,14 +13565,12 @@
               </w:rPr>
               <w:t>Klant/</w:t>
             </w:r>
-            <w:proofErr w:type="spellStart"/>
             <w:r>
               <w:rPr>
                 <w:rFonts w:eastAsia="Aptos" w:cs="Aptos"/>
               </w:rPr>
               <w:t>Admin</w:t>
             </w:r>
-            <w:proofErr w:type="spellEnd"/>
           </w:p>
         </w:tc>
       </w:tr>
@@ -14656,21 +13705,7 @@
               <w:rPr>
                 <w:rFonts w:eastAsia="Aptos" w:cs="Aptos"/>
               </w:rPr>
-              <w:t xml:space="preserve">De </w:t>
-            </w:r>
-            <w:proofErr w:type="spellStart"/>
-            <w:r>
-              <w:rPr>
-                <w:rFonts w:eastAsia="Aptos" w:cs="Aptos"/>
-              </w:rPr>
-              <w:t>ProductRepository</w:t>
-            </w:r>
-            <w:proofErr w:type="spellEnd"/>
-            <w:r>
-              <w:rPr>
-                <w:rFonts w:eastAsia="Aptos" w:cs="Aptos"/>
-              </w:rPr>
-              <w:t xml:space="preserve"> bevat productdata.</w:t>
+              <w:t>De ProductRepository bevat productdata.</w:t>
             </w:r>
           </w:p>
           <w:p>
@@ -14688,21 +13723,7 @@
               <w:rPr>
                 <w:rFonts w:eastAsia="Aptos" w:cs="Aptos"/>
               </w:rPr>
-              <w:t xml:space="preserve">Er bestaat een </w:t>
-            </w:r>
-            <w:proofErr w:type="spellStart"/>
-            <w:r>
-              <w:rPr>
-                <w:rFonts w:eastAsia="Aptos" w:cs="Aptos"/>
-              </w:rPr>
-              <w:t>ProductView</w:t>
-            </w:r>
-            <w:proofErr w:type="spellEnd"/>
-            <w:r>
-              <w:rPr>
-                <w:rFonts w:eastAsia="Aptos" w:cs="Aptos"/>
-              </w:rPr>
-              <w:t xml:space="preserve"> waarin producten getoond worden.</w:t>
+              <w:t>Er bestaat een ProductView waarin producten getoond worden.</w:t>
             </w:r>
           </w:p>
         </w:tc>
@@ -14760,21 +13781,7 @@
               <w:rPr>
                 <w:rFonts w:eastAsia="Aptos" w:cs="Aptos"/>
               </w:rPr>
-              <w:t xml:space="preserve">De </w:t>
-            </w:r>
-            <w:proofErr w:type="spellStart"/>
-            <w:r>
-              <w:rPr>
-                <w:rFonts w:eastAsia="Aptos" w:cs="Aptos"/>
-              </w:rPr>
-              <w:t>admin</w:t>
-            </w:r>
-            <w:proofErr w:type="spellEnd"/>
-            <w:r>
-              <w:rPr>
-                <w:rFonts w:eastAsia="Aptos" w:cs="Aptos"/>
-              </w:rPr>
-              <w:t xml:space="preserve"> voegt een prijs toe bij het aanmaken van een product.</w:t>
+              <w:t>De admin voegt een prijs toe bij het aanmaken van een product.</w:t>
             </w:r>
           </w:p>
           <w:p>
@@ -14793,21 +13800,7 @@
               <w:rPr>
                 <w:rFonts w:eastAsia="Aptos" w:cs="Aptos"/>
               </w:rPr>
-              <w:t xml:space="preserve">De </w:t>
-            </w:r>
-            <w:proofErr w:type="spellStart"/>
-            <w:r>
-              <w:rPr>
-                <w:rFonts w:eastAsia="Aptos" w:cs="Aptos"/>
-              </w:rPr>
-              <w:t>ProductRepository</w:t>
-            </w:r>
-            <w:proofErr w:type="spellEnd"/>
-            <w:r>
-              <w:rPr>
-                <w:rFonts w:eastAsia="Aptos" w:cs="Aptos"/>
-              </w:rPr>
-              <w:t xml:space="preserve"> slaat het product met prijs op.</w:t>
+              <w:t>De ProductRepository slaat het product met prijs op.</w:t>
             </w:r>
           </w:p>
           <w:p>
@@ -14845,21 +13838,7 @@
               <w:rPr>
                 <w:rFonts w:eastAsia="Aptos" w:cs="Aptos"/>
               </w:rPr>
-              <w:t xml:space="preserve">In de </w:t>
-            </w:r>
-            <w:proofErr w:type="spellStart"/>
-            <w:r>
-              <w:rPr>
-                <w:rFonts w:eastAsia="Aptos" w:cs="Aptos"/>
-              </w:rPr>
-              <w:t>ProductView</w:t>
-            </w:r>
-            <w:proofErr w:type="spellEnd"/>
-            <w:r>
-              <w:rPr>
-                <w:rFonts w:eastAsia="Aptos" w:cs="Aptos"/>
-              </w:rPr>
-              <w:t xml:space="preserve"> toont het systeem per product de bijbehorende prijs.</w:t>
+              <w:t>In de ProductView toont het systeem per product de bijbehorende prijs.</w:t>
             </w:r>
           </w:p>
         </w:tc>
@@ -14912,21 +13891,7 @@
               <w:rPr>
                 <w:rFonts w:eastAsia="Aptos" w:cs="Aptos"/>
               </w:rPr>
-              <w:t xml:space="preserve">(n.v.t. – deze </w:t>
-            </w:r>
-            <w:proofErr w:type="spellStart"/>
-            <w:r>
-              <w:rPr>
-                <w:rFonts w:eastAsia="Aptos" w:cs="Aptos"/>
-              </w:rPr>
-              <w:t>use</w:t>
-            </w:r>
-            <w:proofErr w:type="spellEnd"/>
-            <w:r>
-              <w:rPr>
-                <w:rFonts w:eastAsia="Aptos" w:cs="Aptos"/>
-              </w:rPr>
-              <w:t xml:space="preserve"> case richt zich enkel op toevoegen, ophalen en tonen van prijzen)</w:t>
+              <w:t>(n.v.t. – deze use case richt zich enkel op toevoegen, ophalen en tonen van prijzen)</w:t>
             </w:r>
           </w:p>
         </w:tc>
@@ -15022,21 +13987,7 @@
               <w:rPr>
                 <w:rFonts w:eastAsia="Aptos" w:cs="Aptos"/>
               </w:rPr>
-              <w:t xml:space="preserve">De prijsinformatie is consistent geladen vanuit de </w:t>
-            </w:r>
-            <w:proofErr w:type="spellStart"/>
-            <w:r>
-              <w:rPr>
-                <w:rFonts w:eastAsia="Aptos" w:cs="Aptos"/>
-              </w:rPr>
-              <w:t>repository</w:t>
-            </w:r>
-            <w:proofErr w:type="spellEnd"/>
-            <w:r>
-              <w:rPr>
-                <w:rFonts w:eastAsia="Aptos" w:cs="Aptos"/>
-              </w:rPr>
-              <w:t>.</w:t>
+              <w:t>De prijsinformatie is consistent geladen vanuit de repository.</w:t>
             </w:r>
           </w:p>
         </w:tc>
@@ -15047,31 +13998,13 @@
       <w:pPr>
         <w:pStyle w:val="Kop3"/>
       </w:pPr>
-      <w:proofErr w:type="spellStart"/>
       <w:r>
         <w:rPr>
           <w:rStyle w:val="normaltextrun"/>
           <w:color w:val="0F4761"/>
         </w:rPr>
-        <w:t>Evil</w:t>
-      </w:r>
-      <w:proofErr w:type="spellEnd"/>
-      <w:r>
-        <w:rPr>
-          <w:rStyle w:val="normaltextrun"/>
-          <w:color w:val="0F4761"/>
-        </w:rPr>
-        <w:t xml:space="preserve"> user </w:t>
-      </w:r>
-      <w:proofErr w:type="spellStart"/>
-      <w:r>
-        <w:rPr>
-          <w:rStyle w:val="normaltextrun"/>
-          <w:color w:val="0F4761"/>
-        </w:rPr>
-        <w:t>stories</w:t>
-      </w:r>
-      <w:proofErr w:type="spellEnd"/>
+        <w:t>Evil user stories</w:t>
+      </w:r>
       <w:r>
         <w:rPr>
           <w:rStyle w:val="eop"/>
@@ -15100,47 +14033,7 @@
           <w:sz w:val="22"/>
           <w:szCs w:val="22"/>
         </w:rPr>
-        <w:t xml:space="preserve">Geen </w:t>
-      </w:r>
-      <w:proofErr w:type="spellStart"/>
-      <w:r>
-        <w:rPr>
-          <w:rStyle w:val="normaltextrun"/>
-          <w:rFonts w:asciiTheme="minorHAnsi" w:eastAsiaTheme="majorEastAsia" w:hAnsiTheme="minorHAnsi"/>
-          <w:sz w:val="22"/>
-          <w:szCs w:val="22"/>
-        </w:rPr>
-        <w:t>evil</w:t>
-      </w:r>
-      <w:proofErr w:type="spellEnd"/>
-      <w:r>
-        <w:rPr>
-          <w:rStyle w:val="normaltextrun"/>
-          <w:rFonts w:asciiTheme="minorHAnsi" w:eastAsiaTheme="majorEastAsia" w:hAnsiTheme="minorHAnsi"/>
-          <w:sz w:val="22"/>
-          <w:szCs w:val="22"/>
-        </w:rPr>
-        <w:t xml:space="preserve"> user </w:t>
-      </w:r>
-      <w:proofErr w:type="spellStart"/>
-      <w:r>
-        <w:rPr>
-          <w:rStyle w:val="normaltextrun"/>
-          <w:rFonts w:asciiTheme="minorHAnsi" w:eastAsiaTheme="majorEastAsia" w:hAnsiTheme="minorHAnsi"/>
-          <w:sz w:val="22"/>
-          <w:szCs w:val="22"/>
-        </w:rPr>
-        <w:t>stories</w:t>
-      </w:r>
-      <w:proofErr w:type="spellEnd"/>
-      <w:r>
-        <w:rPr>
-          <w:rStyle w:val="normaltextrun"/>
-          <w:rFonts w:asciiTheme="minorHAnsi" w:eastAsiaTheme="majorEastAsia" w:hAnsiTheme="minorHAnsi"/>
-          <w:sz w:val="22"/>
-          <w:szCs w:val="22"/>
-        </w:rPr>
-        <w:t xml:space="preserve"> kunnen bepalen. Geen nadere actie nodig.</w:t>
+        <w:t>Geen evil user stories kunnen bepalen. Geen nadere actie nodig.</w:t>
       </w:r>
       <w:r>
         <w:rPr>
@@ -15398,32 +14291,14 @@
       <w:pPr>
         <w:pStyle w:val="Kop3"/>
       </w:pPr>
-      <w:proofErr w:type="spellStart"/>
       <w:r>
         <w:rPr>
           <w:rStyle w:val="normaltextrun"/>
           <w:color w:val="0F4761"/>
         </w:rPr>
         <w:lastRenderedPageBreak/>
-        <w:t>Evil</w:t>
-      </w:r>
-      <w:proofErr w:type="spellEnd"/>
-      <w:r>
-        <w:rPr>
-          <w:rStyle w:val="normaltextrun"/>
-          <w:color w:val="0F4761"/>
-        </w:rPr>
-        <w:t xml:space="preserve"> user </w:t>
-      </w:r>
-      <w:proofErr w:type="spellStart"/>
-      <w:r>
-        <w:rPr>
-          <w:rStyle w:val="normaltextrun"/>
-          <w:color w:val="0F4761"/>
-        </w:rPr>
-        <w:t>stories</w:t>
-      </w:r>
-      <w:proofErr w:type="spellEnd"/>
+        <w:t>Evil user stories</w:t>
+      </w:r>
       <w:r>
         <w:rPr>
           <w:rStyle w:val="eop"/>
@@ -15452,47 +14327,7 @@
           <w:sz w:val="22"/>
           <w:szCs w:val="22"/>
         </w:rPr>
-        <w:t xml:space="preserve">Geen </w:t>
-      </w:r>
-      <w:proofErr w:type="spellStart"/>
-      <w:r>
-        <w:rPr>
-          <w:rStyle w:val="normaltextrun"/>
-          <w:rFonts w:asciiTheme="minorHAnsi" w:eastAsiaTheme="majorEastAsia" w:hAnsiTheme="minorHAnsi"/>
-          <w:sz w:val="22"/>
-          <w:szCs w:val="22"/>
-        </w:rPr>
-        <w:t>evil</w:t>
-      </w:r>
-      <w:proofErr w:type="spellEnd"/>
-      <w:r>
-        <w:rPr>
-          <w:rStyle w:val="normaltextrun"/>
-          <w:rFonts w:asciiTheme="minorHAnsi" w:eastAsiaTheme="majorEastAsia" w:hAnsiTheme="minorHAnsi"/>
-          <w:sz w:val="22"/>
-          <w:szCs w:val="22"/>
-        </w:rPr>
-        <w:t xml:space="preserve"> user </w:t>
-      </w:r>
-      <w:proofErr w:type="spellStart"/>
-      <w:r>
-        <w:rPr>
-          <w:rStyle w:val="normaltextrun"/>
-          <w:rFonts w:asciiTheme="minorHAnsi" w:eastAsiaTheme="majorEastAsia" w:hAnsiTheme="minorHAnsi"/>
-          <w:sz w:val="22"/>
-          <w:szCs w:val="22"/>
-        </w:rPr>
-        <w:t>stories</w:t>
-      </w:r>
-      <w:proofErr w:type="spellEnd"/>
-      <w:r>
-        <w:rPr>
-          <w:rStyle w:val="normaltextrun"/>
-          <w:rFonts w:asciiTheme="minorHAnsi" w:eastAsiaTheme="majorEastAsia" w:hAnsiTheme="minorHAnsi"/>
-          <w:sz w:val="22"/>
-          <w:szCs w:val="22"/>
-        </w:rPr>
-        <w:t xml:space="preserve"> kunnen bepalen. Geen nadere actie nodig.</w:t>
+        <w:t>Geen evil user stories kunnen bepalen. Geen nadere actie nodig.</w:t>
       </w:r>
       <w:r>
         <w:rPr>
@@ -15518,15 +14353,7 @@
         <w:t>L</w:t>
       </w:r>
       <w:r>
-        <w:t xml:space="preserve">everen geen nieuwe functionaliteit vanuit gebruikersperspectief. Dus geen </w:t>
-      </w:r>
-      <w:proofErr w:type="spellStart"/>
-      <w:r>
-        <w:t>use</w:t>
-      </w:r>
-      <w:proofErr w:type="spellEnd"/>
-      <w:r>
-        <w:t xml:space="preserve"> case beschrijving en grafische implementatie.</w:t>
+        <w:t>everen geen nieuwe functionaliteit vanuit gebruikersperspectief. Dus geen use case beschrijving en grafische implementatie.</w:t>
       </w:r>
     </w:p>
     <w:p/>
@@ -15578,19 +14405,11 @@
                 <w:rFonts w:eastAsia="Aptos" w:cs="Aptos"/>
               </w:rPr>
             </w:pPr>
-            <w:proofErr w:type="spellStart"/>
             <w:r>
               <w:rPr>
                 <w:rFonts w:eastAsia="Aptos" w:cs="Aptos"/>
               </w:rPr>
-              <w:t>Use</w:t>
-            </w:r>
-            <w:proofErr w:type="spellEnd"/>
-            <w:r>
-              <w:rPr>
-                <w:rFonts w:eastAsia="Aptos" w:cs="Aptos"/>
-              </w:rPr>
-              <w:t xml:space="preserve"> case naam</w:t>
+              <w:t>Use case naam</w:t>
             </w:r>
           </w:p>
         </w:tc>
@@ -15667,14 +14486,12 @@
                 <w:rFonts w:eastAsia="Aptos" w:cs="Aptos"/>
               </w:rPr>
             </w:pPr>
-            <w:proofErr w:type="spellStart"/>
             <w:r>
               <w:rPr>
                 <w:rFonts w:eastAsia="Aptos" w:cs="Aptos"/>
               </w:rPr>
               <w:t>Admin</w:t>
             </w:r>
-            <w:proofErr w:type="spellEnd"/>
           </w:p>
         </w:tc>
       </w:tr>
@@ -15727,21 +14544,7 @@
               <w:rPr>
                 <w:rFonts w:eastAsia="Aptos" w:cs="Arial"/>
               </w:rPr>
-              <w:t xml:space="preserve">Het systeem moet producten kunnen ophalen uit de database en het mogelijk maken dat een </w:t>
-            </w:r>
-            <w:proofErr w:type="spellStart"/>
-            <w:r>
-              <w:rPr>
-                <w:rFonts w:eastAsia="Aptos" w:cs="Arial"/>
-              </w:rPr>
-              <w:t>admin</w:t>
-            </w:r>
-            <w:proofErr w:type="spellEnd"/>
-            <w:r>
-              <w:rPr>
-                <w:rFonts w:eastAsia="Aptos" w:cs="Arial"/>
-              </w:rPr>
-              <w:t xml:space="preserve"> nieuwe producten toevoegt. Wanneer een nieuw product is aangemaakt, moet dit automatisch zichtbaar zijn in de productlijst, zonder dat de gebruiker de pagina hoeft te vernieuwen.</w:t>
+              <w:t>Het systeem moet producten kunnen ophalen uit de database en het mogelijk maken dat een admin nieuwe producten toevoegt. Wanneer een nieuw product is aangemaakt, moet dit automatisch zichtbaar zijn in de productlijst, zonder dat de gebruiker de pagina hoeft te vernieuwen.</w:t>
             </w:r>
           </w:p>
         </w:tc>
@@ -15822,21 +14625,7 @@
               <w:rPr>
                 <w:rFonts w:eastAsia="Aptos" w:cs="Aptos"/>
               </w:rPr>
-              <w:t xml:space="preserve">De </w:t>
-            </w:r>
-            <w:proofErr w:type="spellStart"/>
-            <w:r>
-              <w:rPr>
-                <w:rFonts w:eastAsia="Aptos" w:cs="Aptos"/>
-              </w:rPr>
-              <w:t>ProductRepository</w:t>
-            </w:r>
-            <w:proofErr w:type="spellEnd"/>
-            <w:r>
-              <w:rPr>
-                <w:rFonts w:eastAsia="Aptos" w:cs="Aptos"/>
-              </w:rPr>
-              <w:t xml:space="preserve"> is aanwezig en heeft data</w:t>
+              <w:t>De ProductRepository is aanwezig en heeft data</w:t>
             </w:r>
           </w:p>
           <w:p>
@@ -15854,21 +14643,7 @@
               <w:rPr>
                 <w:rFonts w:eastAsia="Aptos" w:cs="Aptos"/>
               </w:rPr>
-              <w:t xml:space="preserve">De </w:t>
-            </w:r>
-            <w:proofErr w:type="spellStart"/>
-            <w:r>
-              <w:rPr>
-                <w:rFonts w:eastAsia="Aptos" w:cs="Aptos"/>
-              </w:rPr>
-              <w:t>ProductView</w:t>
-            </w:r>
-            <w:proofErr w:type="spellEnd"/>
-            <w:r>
-              <w:rPr>
-                <w:rFonts w:eastAsia="Aptos" w:cs="Aptos"/>
-              </w:rPr>
-              <w:t xml:space="preserve"> toont bestaande producten</w:t>
+              <w:t>De ProductView toont bestaande producten</w:t>
             </w:r>
           </w:p>
           <w:p>
@@ -15886,16 +14661,8 @@
               <w:rPr>
                 <w:rFonts w:eastAsia="Aptos" w:cs="Aptos"/>
               </w:rPr>
-              <w:t xml:space="preserve">De gebruiker is ingelogd met de rol </w:t>
-            </w:r>
-            <w:proofErr w:type="spellStart"/>
-            <w:r>
-              <w:rPr>
-                <w:rFonts w:eastAsia="Aptos" w:cs="Aptos"/>
-              </w:rPr>
-              <w:t>Admin</w:t>
-            </w:r>
-            <w:proofErr w:type="spellEnd"/>
+              <w:t>De gebruiker is ingelogd met de rol Admin</w:t>
+            </w:r>
           </w:p>
         </w:tc>
       </w:tr>
@@ -15954,19 +14721,11 @@
               </w:rPr>
               <w:t xml:space="preserve">De </w:t>
             </w:r>
-            <w:proofErr w:type="spellStart"/>
             <w:r>
               <w:rPr>
                 <w:rFonts w:eastAsia="Aptos" w:cs="Aptos"/>
               </w:rPr>
-              <w:t>admin</w:t>
-            </w:r>
-            <w:proofErr w:type="spellEnd"/>
-            <w:r>
-              <w:rPr>
-                <w:rFonts w:eastAsia="Aptos" w:cs="Aptos"/>
-              </w:rPr>
-              <w:t xml:space="preserve"> opent de view en kiest “Nieuw product toevoegen”</w:t>
+              <w:t>admin opent de view en kiest “Nieuw product toevoegen”</w:t>
             </w:r>
           </w:p>
           <w:p>
@@ -16004,21 +14763,7 @@
               <w:rPr>
                 <w:rFonts w:eastAsia="Aptos" w:cs="Aptos"/>
               </w:rPr>
-              <w:t xml:space="preserve">De </w:t>
-            </w:r>
-            <w:proofErr w:type="spellStart"/>
-            <w:r>
-              <w:rPr>
-                <w:rFonts w:eastAsia="Aptos" w:cs="Aptos"/>
-              </w:rPr>
-              <w:t>admin</w:t>
-            </w:r>
-            <w:proofErr w:type="spellEnd"/>
-            <w:r>
-              <w:rPr>
-                <w:rFonts w:eastAsia="Aptos" w:cs="Aptos"/>
-              </w:rPr>
-              <w:t xml:space="preserve"> voert de gegevens in (naam, prijs, voorraad) en bevestigt.</w:t>
+              <w:t>De admin voert de gegevens in (naam, prijs, voorraad) en bevestigt.</w:t>
             </w:r>
           </w:p>
           <w:p>
@@ -16037,21 +14782,7 @@
               <w:rPr>
                 <w:rFonts w:eastAsia="Aptos" w:cs="Aptos"/>
               </w:rPr>
-              <w:t xml:space="preserve">De </w:t>
-            </w:r>
-            <w:proofErr w:type="spellStart"/>
-            <w:r>
-              <w:rPr>
-                <w:rFonts w:eastAsia="Aptos" w:cs="Aptos"/>
-              </w:rPr>
-              <w:t>ProductService</w:t>
-            </w:r>
-            <w:proofErr w:type="spellEnd"/>
-            <w:r>
-              <w:rPr>
-                <w:rFonts w:eastAsia="Aptos" w:cs="Aptos"/>
-              </w:rPr>
-              <w:t xml:space="preserve"> slaat het nieuwe product op in de database</w:t>
+              <w:t>De ProductService slaat het nieuwe product op in de database</w:t>
             </w:r>
           </w:p>
           <w:p>
@@ -16089,21 +14820,7 @@
               <w:rPr>
                 <w:rFonts w:eastAsia="Aptos" w:cs="Aptos"/>
               </w:rPr>
-              <w:t xml:space="preserve">Het nieuwe aangemaakte product word </w:t>
-            </w:r>
-            <w:proofErr w:type="spellStart"/>
-            <w:r>
-              <w:rPr>
-                <w:rFonts w:eastAsia="Aptos" w:cs="Aptos"/>
-              </w:rPr>
-              <w:t>direcht</w:t>
-            </w:r>
-            <w:proofErr w:type="spellEnd"/>
-            <w:r>
-              <w:rPr>
-                <w:rFonts w:eastAsia="Aptos" w:cs="Aptos"/>
-              </w:rPr>
-              <w:t xml:space="preserve"> zichtbaar in de View</w:t>
+              <w:t>Het nieuwe aangemaakte product word direcht zichtbaar in de View</w:t>
             </w:r>
           </w:p>
         </w:tc>
@@ -16157,21 +14874,7 @@
               <w:rPr>
                 <w:rFonts w:eastAsia="Aptos" w:cs="Aptos"/>
               </w:rPr>
-              <w:t xml:space="preserve">• De gebruiker heeft geen </w:t>
-            </w:r>
-            <w:proofErr w:type="spellStart"/>
-            <w:r>
-              <w:rPr>
-                <w:rFonts w:eastAsia="Aptos" w:cs="Aptos"/>
-              </w:rPr>
-              <w:t>adminrechten</w:t>
-            </w:r>
-            <w:proofErr w:type="spellEnd"/>
-            <w:r>
-              <w:rPr>
-                <w:rFonts w:eastAsia="Aptos" w:cs="Aptos"/>
-              </w:rPr>
-              <w:t xml:space="preserve"> → het systeem toont een foutmelding of verbergt de optie.</w:t>
+              <w:t>• De gebruiker heeft geen adminrechten → het systeem toont een foutmelding of verbergt de optie.</w:t>
             </w:r>
             <w:r>
               <w:rPr>
@@ -16274,21 +14977,7 @@
               <w:rPr>
                 <w:rFonts w:eastAsia="Aptos" w:cs="Aptos"/>
               </w:rPr>
-              <w:t xml:space="preserve">De lijst in </w:t>
-            </w:r>
-            <w:proofErr w:type="spellStart"/>
-            <w:r>
-              <w:rPr>
-                <w:rFonts w:eastAsia="Aptos" w:cs="Aptos"/>
-              </w:rPr>
-              <w:t>ProductView</w:t>
-            </w:r>
-            <w:proofErr w:type="spellEnd"/>
-            <w:r>
-              <w:rPr>
-                <w:rFonts w:eastAsia="Aptos" w:cs="Aptos"/>
-              </w:rPr>
-              <w:t xml:space="preserve"> is bijgewerkt zonder herstart of handmatige verversing.</w:t>
+              <w:t>De lijst in ProductView is bijgewerkt zonder herstart of handmatige verversing.</w:t>
             </w:r>
           </w:p>
           <w:p>
@@ -16307,21 +14996,7 @@
               <w:rPr>
                 <w:rFonts w:eastAsia="Aptos" w:cs="Aptos"/>
               </w:rPr>
-              <w:t xml:space="preserve">Enkel </w:t>
-            </w:r>
-            <w:proofErr w:type="spellStart"/>
-            <w:r>
-              <w:rPr>
-                <w:rFonts w:eastAsia="Aptos" w:cs="Aptos"/>
-              </w:rPr>
-              <w:t>admins</w:t>
-            </w:r>
-            <w:proofErr w:type="spellEnd"/>
-            <w:r>
-              <w:rPr>
-                <w:rFonts w:eastAsia="Aptos" w:cs="Aptos"/>
-              </w:rPr>
-              <w:t xml:space="preserve"> hebben toegang tot de functie voor nieuw product aanmaken.</w:t>
+              <w:t>Enkel admins hebben toegang tot de functie voor nieuw product aanmaken.</w:t>
             </w:r>
           </w:p>
         </w:tc>
@@ -16329,23 +15004,96 @@
     </w:tbl>
     <w:p/>
     <w:p>
+      <w:r>
+        <w:rPr>
+          <w:noProof/>
+        </w:rPr>
+        <w:lastRenderedPageBreak/>
+        <w:drawing>
+          <wp:inline distT="0" distB="0" distL="0" distR="0" wp14:anchorId="6F5A86E1" wp14:editId="3ED4A503">
+            <wp:extent cx="4419409" cy="3895725"/>
+            <wp:effectExtent l="0" t="0" r="635" b="0"/>
+            <wp:docPr id="1951627525" name="Afbeelding 1" descr="Afbeelding met tekst, schermopname, Lettertype, nummer&#10;&#10;Door AI gegenereerde inhoud is mogelijk onjuist."/>
+            <wp:cNvGraphicFramePr>
+              <a:graphicFrameLocks xmlns:a="http://schemas.openxmlformats.org/drawingml/2006/main" noChangeAspect="1"/>
+            </wp:cNvGraphicFramePr>
+            <a:graphic xmlns:a="http://schemas.openxmlformats.org/drawingml/2006/main">
+              <a:graphicData uri="http://schemas.openxmlformats.org/drawingml/2006/picture">
+                <pic:pic xmlns:pic="http://schemas.openxmlformats.org/drawingml/2006/picture">
+                  <pic:nvPicPr>
+                    <pic:cNvPr id="1951627525" name="Afbeelding 1" descr="Afbeelding met tekst, schermopname, Lettertype, nummer&#10;&#10;Door AI gegenereerde inhoud is mogelijk onjuist."/>
+                    <pic:cNvPicPr/>
+                  </pic:nvPicPr>
+                  <pic:blipFill>
+                    <a:blip r:embed="rId30"/>
+                    <a:stretch>
+                      <a:fillRect/>
+                    </a:stretch>
+                  </pic:blipFill>
+                  <pic:spPr>
+                    <a:xfrm>
+                      <a:off x="0" y="0"/>
+                      <a:ext cx="4423029" cy="3898916"/>
+                    </a:xfrm>
+                    <a:prstGeom prst="rect">
+                      <a:avLst/>
+                    </a:prstGeom>
+                  </pic:spPr>
+                </pic:pic>
+              </a:graphicData>
+            </a:graphic>
+          </wp:inline>
+        </w:drawing>
+      </w:r>
+    </w:p>
+    <w:p>
+      <w:pPr>
+        <w:pStyle w:val="Bijschrift"/>
+        <w:jc w:val="center"/>
+        <w:rPr>
+          <w:rFonts w:eastAsia="Aptos" w:cs="Aptos"/>
+        </w:rPr>
+      </w:pPr>
+      <w:r>
+        <w:rPr>
+          <w:rFonts w:eastAsia="Aptos" w:cs="Aptos"/>
+        </w:rPr>
+        <w:t xml:space="preserve">Figuur </w:t>
+      </w:r>
+      <w:r>
+        <w:rPr>
+          <w:rFonts w:eastAsia="Aptos" w:cs="Aptos"/>
+          <w:color w:val="000000" w:themeColor="text1"/>
+        </w:rPr>
+        <w:t>1</w:t>
+      </w:r>
+      <w:r>
+        <w:rPr>
+          <w:rFonts w:eastAsia="Aptos" w:cs="Aptos"/>
+          <w:color w:val="000000" w:themeColor="text1"/>
+        </w:rPr>
+        <w:t>6</w:t>
+      </w:r>
+      <w:r>
+        <w:rPr>
+          <w:rFonts w:eastAsia="Aptos" w:cs="Aptos"/>
+        </w:rPr>
+        <w:t>: Wireframe</w:t>
+      </w:r>
+      <w:r>
+        <w:rPr>
+          <w:rFonts w:eastAsia="Aptos" w:cs="Aptos"/>
+        </w:rPr>
+        <w:t xml:space="preserve"> nieuwe product toevoegen</w:t>
+      </w:r>
+    </w:p>
+    <w:p>
       <w:pPr>
         <w:pStyle w:val="Kop3"/>
       </w:pPr>
-      <w:proofErr w:type="spellStart"/>
-      <w:r>
-        <w:lastRenderedPageBreak/>
-        <w:t>Evil</w:t>
-      </w:r>
-      <w:proofErr w:type="spellEnd"/>
-      <w:r>
-        <w:t xml:space="preserve"> user </w:t>
-      </w:r>
-      <w:proofErr w:type="spellStart"/>
-      <w:r>
-        <w:t>stories</w:t>
-      </w:r>
-      <w:proofErr w:type="spellEnd"/>
+      <w:r>
+        <w:t>Evil user stories</w:t>
+      </w:r>
     </w:p>
     <w:p>
       <w:pPr>
@@ -16366,51 +15114,11 @@
           <w:sz w:val="22"/>
           <w:szCs w:val="22"/>
         </w:rPr>
-        <w:t xml:space="preserve">Geen </w:t>
-      </w:r>
-      <w:proofErr w:type="spellStart"/>
-      <w:r>
-        <w:rPr>
-          <w:rStyle w:val="normaltextrun"/>
-          <w:rFonts w:asciiTheme="minorHAnsi" w:eastAsiaTheme="majorEastAsia" w:hAnsiTheme="minorHAnsi"/>
-          <w:sz w:val="22"/>
-          <w:szCs w:val="22"/>
-        </w:rPr>
-        <w:t>evil</w:t>
-      </w:r>
-      <w:proofErr w:type="spellEnd"/>
-      <w:r>
-        <w:rPr>
-          <w:rStyle w:val="normaltextrun"/>
-          <w:rFonts w:asciiTheme="minorHAnsi" w:eastAsiaTheme="majorEastAsia" w:hAnsiTheme="minorHAnsi"/>
-          <w:sz w:val="22"/>
-          <w:szCs w:val="22"/>
-        </w:rPr>
-        <w:t xml:space="preserve"> user </w:t>
-      </w:r>
-      <w:proofErr w:type="spellStart"/>
-      <w:r>
-        <w:rPr>
-          <w:rStyle w:val="normaltextrun"/>
-          <w:rFonts w:asciiTheme="minorHAnsi" w:eastAsiaTheme="majorEastAsia" w:hAnsiTheme="minorHAnsi"/>
-          <w:sz w:val="22"/>
-          <w:szCs w:val="22"/>
-        </w:rPr>
-        <w:t>stories</w:t>
-      </w:r>
-      <w:proofErr w:type="spellEnd"/>
-      <w:r>
-        <w:rPr>
-          <w:rStyle w:val="normaltextrun"/>
-          <w:rFonts w:asciiTheme="minorHAnsi" w:eastAsiaTheme="majorEastAsia" w:hAnsiTheme="minorHAnsi"/>
-          <w:sz w:val="22"/>
-          <w:szCs w:val="22"/>
-        </w:rPr>
-        <w:t xml:space="preserve"> kunnen bepalen. Geen nadere actie nodig.</w:t>
+        <w:t>Geen evil user stories kunnen bepalen. Geen nadere actie nodig.</w:t>
       </w:r>
     </w:p>
     <w:sectPr>
-      <w:footerReference w:type="default" r:id="rId30"/>
+      <w:footerReference w:type="default" r:id="rId31"/>
       <w:pgSz w:w="11906" w:h="16838"/>
       <w:pgMar w:top="1417" w:right="1417" w:bottom="1417" w:left="1417" w:header="708" w:footer="708" w:gutter="0"/>
       <w:pgNumType w:start="1"/>
@@ -25594,6 +24302,7 @@
   <w:style w:type="character" w:default="1" w:styleId="Standaardalinea-lettertype">
     <w:name w:val="Default Paragraph Font"/>
     <w:uiPriority w:val="1"/>
+    <w:semiHidden/>
     <w:unhideWhenUsed/>
   </w:style>
   <w:style w:type="table" w:default="1" w:styleId="Standaardtabel">
@@ -26523,15 +25232,6 @@
 </file>
 
 <file path=customXml/item1.xml><?xml version="1.0" encoding="utf-8"?>
-<?mso-contentType ?>
-<FormTemplates xmlns="http://schemas.microsoft.com/sharepoint/v3/contenttype/forms">
-  <Display>DocumentLibraryForm</Display>
-  <Edit>DocumentLibraryForm</Edit>
-  <New>DocumentLibraryForm</New>
-</FormTemplates>
-</file>
-
-<file path=customXml/item2.xml><?xml version="1.0" encoding="utf-8"?>
 <ct:contentTypeSchema xmlns:ct="http://schemas.microsoft.com/office/2006/metadata/contentType" xmlns:ma="http://schemas.microsoft.com/office/2006/metadata/properties/metaAttributes" ct:_="" ma:_="" ma:contentTypeName="Document" ma:contentTypeID="0x010100515BA15BA15D264586723D52FB60ADE3" ma:contentTypeVersion="16" ma:contentTypeDescription="Een nieuw document maken." ma:contentTypeScope="" ma:versionID="7f61f07c867748b0019541a657f349ad">
   <xsd:schema xmlns:xsd="http://www.w3.org/2001/XMLSchema" xmlns:xs="http://www.w3.org/2001/XMLSchema" xmlns:p="http://schemas.microsoft.com/office/2006/metadata/properties" xmlns:ns2="bb274f1b-0e95-4afa-93a7-e92bcbf9a51a" xmlns:ns3="030eaba2-629b-4e56-920e-8dcc1358a952" targetNamespace="http://schemas.microsoft.com/office/2006/metadata/properties" ma:root="true" ma:fieldsID="5688d83df968b8ed30cda1c17f9d8ac7" ns2:_="" ns3:_="">
     <xsd:import namespace="bb274f1b-0e95-4afa-93a7-e92bcbf9a51a"/>
@@ -26772,7 +25472,20 @@
 </ct:contentTypeSchema>
 </file>
 
+<file path=customXml/item2.xml><?xml version="1.0" encoding="utf-8"?>
+<?mso-contentType ?>
+<FormTemplates xmlns="http://schemas.microsoft.com/sharepoint/v3/contenttype/forms">
+  <Display>DocumentLibraryForm</Display>
+  <Edit>DocumentLibraryForm</Edit>
+  <New>DocumentLibraryForm</New>
+</FormTemplates>
+</file>
+
 <file path=customXml/item3.xml><?xml version="1.0" encoding="utf-8"?>
+<b:Sources xmlns:b="http://schemas.openxmlformats.org/officeDocument/2006/bibliography" xmlns="http://schemas.openxmlformats.org/officeDocument/2006/bibliography" SelectedStyle="\APASixthEditionOfficeOnline.xsl" StyleName="APA" Version="6"/>
+</file>
+
+<file path=customXml/item4.xml><?xml version="1.0" encoding="utf-8"?>
 <p:properties xmlns:p="http://schemas.microsoft.com/office/2006/metadata/properties" xmlns:xsi="http://www.w3.org/2001/XMLSchema-instance" xmlns:pc="http://schemas.microsoft.com/office/infopath/2007/PartnerControls">
   <documentManagement>
     <lcf76f155ced4ddcb4097134ff3c332f xmlns="030eaba2-629b-4e56-920e-8dcc1358a952">
@@ -26783,19 +25496,7 @@
 </p:properties>
 </file>
 
-<file path=customXml/item4.xml><?xml version="1.0" encoding="utf-8"?>
-<b:Sources xmlns:b="http://schemas.openxmlformats.org/officeDocument/2006/bibliography" xmlns="http://schemas.openxmlformats.org/officeDocument/2006/bibliography" SelectedStyle="\APASixthEditionOfficeOnline.xsl" StyleName="APA" Version="6"/>
-</file>
-
 <file path=customXml/itemProps1.xml><?xml version="1.0" encoding="utf-8"?>
-<ds:datastoreItem xmlns:ds="http://schemas.openxmlformats.org/officeDocument/2006/customXml" ds:itemID="{3D174AD4-F3FD-4570-9005-EBFD0010F572}">
-  <ds:schemaRefs>
-    <ds:schemaRef ds:uri="http://schemas.microsoft.com/sharepoint/v3/contenttype/forms"/>
-  </ds:schemaRefs>
-</ds:datastoreItem>
-</file>
-
-<file path=customXml/itemProps2.xml><?xml version="1.0" encoding="utf-8"?>
 <ds:datastoreItem xmlns:ds="http://schemas.openxmlformats.org/officeDocument/2006/customXml" ds:itemID="{890D2AC1-59CB-4B84-8FE0-2022D2A172D7}">
   <ds:schemaRefs>
     <ds:schemaRef ds:uri="http://schemas.microsoft.com/office/2006/metadata/contentType"/>
@@ -26814,7 +25515,23 @@
 </ds:datastoreItem>
 </file>
 
+<file path=customXml/itemProps2.xml><?xml version="1.0" encoding="utf-8"?>
+<ds:datastoreItem xmlns:ds="http://schemas.openxmlformats.org/officeDocument/2006/customXml" ds:itemID="{3D174AD4-F3FD-4570-9005-EBFD0010F572}">
+  <ds:schemaRefs>
+    <ds:schemaRef ds:uri="http://schemas.microsoft.com/sharepoint/v3/contenttype/forms"/>
+  </ds:schemaRefs>
+</ds:datastoreItem>
+</file>
+
 <file path=customXml/itemProps3.xml><?xml version="1.0" encoding="utf-8"?>
+<ds:datastoreItem xmlns:ds="http://schemas.openxmlformats.org/officeDocument/2006/customXml" ds:itemID="{A4A2B55E-1C34-4FD1-BAE9-BCA4AAD2124D}">
+  <ds:schemaRefs>
+    <ds:schemaRef ds:uri="http://schemas.openxmlformats.org/officeDocument/2006/bibliography"/>
+  </ds:schemaRefs>
+</ds:datastoreItem>
+</file>
+
+<file path=customXml/itemProps4.xml><?xml version="1.0" encoding="utf-8"?>
 <ds:datastoreItem xmlns:ds="http://schemas.openxmlformats.org/officeDocument/2006/customXml" ds:itemID="{6850D4CB-F7E6-45AD-B38A-969759C93859}">
   <ds:schemaRefs>
     <ds:schemaRef ds:uri="http://schemas.microsoft.com/office/2006/metadata/properties"/>
@@ -26823,12 +25540,4 @@
     <ds:schemaRef ds:uri="bb274f1b-0e95-4afa-93a7-e92bcbf9a51a"/>
   </ds:schemaRefs>
 </ds:datastoreItem>
-</file>
-
-<file path=customXml/itemProps4.xml><?xml version="1.0" encoding="utf-8"?>
-<ds:datastoreItem xmlns:ds="http://schemas.openxmlformats.org/officeDocument/2006/customXml" ds:itemID="{A4A2B55E-1C34-4FD1-BAE9-BCA4AAD2124D}">
-  <ds:schemaRefs>
-    <ds:schemaRef ds:uri="http://schemas.openxmlformats.org/officeDocument/2006/bibliography"/>
-  </ds:schemaRefs>
-</ds:datastoreItem>
 </file>